--- a/l06-xinqiu/xinqiu-handout.docx
+++ b/l06-xinqiu/xinqiu-handout.docx
@@ -26,7 +26,7 @@
       <w:r>
         <w:rPr>
           <w:rFonts w:ascii="Times New Roman" w:eastAsia="Microsoft JhengHei" w:hAnsi="Times New Roman"/>
-          <w:color w:val="666666"/>
+          <w:color w:val="000000"/>
         </w:rPr>
         <w:t xml:space="preserve">國文 1 上　第六課</w:t>
       </w:r>
@@ -41,7 +41,7 @@
           <w:rFonts w:ascii="Times New Roman" w:eastAsia="Microsoft JhengHei" w:hAnsi="Times New Roman"/>
           <w:b/>
           <w:bCs/>
-          <w:color w:val="B8442F"/>
+          <w:color w:val="000000"/>
           <w:sz w:val="30"/>
           <w:szCs w:val="30"/>
         </w:rPr>
@@ -67,7 +67,7 @@
       <w:r>
         <w:rPr>
           <w:rFonts w:ascii="Times New Roman" w:eastAsia="Microsoft JhengHei" w:hAnsi="Times New Roman"/>
-          <w:color w:val="666666"/>
+          <w:color w:val="000000"/>
           <w:sz w:val="20"/>
           <w:szCs w:val="20"/>
         </w:rPr>
@@ -82,7 +82,7 @@
       <w:r>
         <w:rPr>
           <w:rFonts w:ascii="Times New Roman" w:eastAsia="Microsoft JhengHei" w:hAnsi="Times New Roman"/>
-          <w:color w:val="B8442F"/>
+          <w:color w:val="000000"/>
           <w:sz w:val="20"/>
           <w:szCs w:val="20"/>
         </w:rPr>
@@ -108,7 +108,7 @@
       <w:r>
         <w:rPr>
           <w:rFonts w:ascii="Times New Roman" w:eastAsia="Microsoft JhengHei" w:hAnsi="Times New Roman"/>
-          <w:color w:val="666666"/>
+          <w:color w:val="000000"/>
           <w:sz w:val="20"/>
           <w:szCs w:val="20"/>
         </w:rPr>
@@ -123,7 +123,7 @@
       <w:r>
         <w:rPr>
           <w:rFonts w:ascii="Times New Roman" w:eastAsia="Microsoft JhengHei" w:hAnsi="Times New Roman"/>
-          <w:color w:val="B8442F"/>
+          <w:color w:val="000000"/>
           <w:sz w:val="20"/>
           <w:szCs w:val="20"/>
         </w:rPr>
@@ -149,7 +149,7 @@
       <w:r>
         <w:rPr>
           <w:rFonts w:ascii="Times New Roman" w:eastAsia="Microsoft JhengHei" w:hAnsi="Times New Roman"/>
-          <w:color w:val="666666"/>
+          <w:color w:val="000000"/>
           <w:sz w:val="20"/>
           <w:szCs w:val="20"/>
         </w:rPr>
@@ -164,7 +164,7 @@
       <w:r>
         <w:rPr>
           <w:rFonts w:ascii="Times New Roman" w:eastAsia="Microsoft JhengHei" w:hAnsi="Times New Roman"/>
-          <w:color w:val="B8442F"/>
+          <w:color w:val="000000"/>
           <w:sz w:val="20"/>
           <w:szCs w:val="20"/>
         </w:rPr>
@@ -190,7 +190,7 @@
       <w:r>
         <w:rPr>
           <w:rFonts w:ascii="Times New Roman" w:eastAsia="Microsoft JhengHei" w:hAnsi="Times New Roman"/>
-          <w:color w:val="666666"/>
+          <w:color w:val="000000"/>
           <w:sz w:val="20"/>
           <w:szCs w:val="20"/>
         </w:rPr>
@@ -205,7 +205,7 @@
       <w:r>
         <w:rPr>
           <w:rFonts w:ascii="Times New Roman" w:eastAsia="Microsoft JhengHei" w:hAnsi="Times New Roman"/>
-          <w:color w:val="B8442F"/>
+          <w:color w:val="000000"/>
           <w:sz w:val="20"/>
           <w:szCs w:val="20"/>
         </w:rPr>
@@ -231,7 +231,7 @@
       <w:r>
         <w:rPr>
           <w:rFonts w:ascii="Times New Roman" w:eastAsia="Microsoft JhengHei" w:hAnsi="Times New Roman"/>
-          <w:color w:val="666666"/>
+          <w:color w:val="000000"/>
           <w:sz w:val="20"/>
           <w:szCs w:val="20"/>
         </w:rPr>
@@ -246,7 +246,7 @@
       <w:r>
         <w:rPr>
           <w:rFonts w:ascii="Times New Roman" w:eastAsia="Microsoft JhengHei" w:hAnsi="Times New Roman"/>
-          <w:color w:val="B8442F"/>
+          <w:color w:val="000000"/>
           <w:sz w:val="20"/>
           <w:szCs w:val="20"/>
         </w:rPr>
@@ -272,7 +272,7 @@
       <w:r>
         <w:rPr>
           <w:rFonts w:ascii="Times New Roman" w:eastAsia="Microsoft JhengHei" w:hAnsi="Times New Roman"/>
-          <w:color w:val="B8442F"/>
+          <w:color w:val="000000"/>
           <w:sz w:val="20"/>
           <w:szCs w:val="20"/>
         </w:rPr>
@@ -298,7 +298,7 @@
       <w:r>
         <w:rPr>
           <w:rFonts w:ascii="Times New Roman" w:eastAsia="Microsoft JhengHei" w:hAnsi="Times New Roman"/>
-          <w:color w:val="666666"/>
+          <w:color w:val="000000"/>
           <w:sz w:val="20"/>
           <w:szCs w:val="20"/>
         </w:rPr>
@@ -313,7 +313,7 @@
       <w:r>
         <w:rPr>
           <w:rFonts w:ascii="Times New Roman" w:eastAsia="Microsoft JhengHei" w:hAnsi="Times New Roman"/>
-          <w:color w:val="B8442F"/>
+          <w:color w:val="000000"/>
           <w:sz w:val="20"/>
           <w:szCs w:val="20"/>
         </w:rPr>
@@ -339,7 +339,7 @@
       <w:r>
         <w:rPr>
           <w:rFonts w:ascii="Times New Roman" w:eastAsia="Microsoft JhengHei" w:hAnsi="Times New Roman"/>
-          <w:color w:val="B8442F"/>
+          <w:color w:val="000000"/>
           <w:sz w:val="20"/>
           <w:szCs w:val="20"/>
         </w:rPr>
@@ -356,7 +356,7 @@
           <w:rFonts w:ascii="Times New Roman" w:eastAsia="Microsoft JhengHei" w:hAnsi="Times New Roman"/>
           <w:b/>
           <w:bCs/>
-          <w:color w:val="2F6F6A"/>
+          <w:color w:val="000000"/>
           <w:sz w:val="26"/>
           <w:szCs w:val="26"/>
         </w:rPr>
@@ -449,7 +449,7 @@
           <w:rFonts w:ascii="Times New Roman" w:eastAsia="Microsoft JhengHei" w:hAnsi="Times New Roman"/>
           <w:b/>
           <w:bCs/>
-          <w:color w:val="B8442F"/>
+          <w:color w:val="000000"/>
           <w:sz w:val="30"/>
           <w:szCs w:val="30"/>
         </w:rPr>
@@ -466,7 +466,7 @@
           <w:rFonts w:ascii="Times New Roman" w:eastAsia="Microsoft JhengHei" w:hAnsi="Times New Roman"/>
           <w:b/>
           <w:bCs/>
-          <w:color w:val="2F6F6A"/>
+          <w:color w:val="000000"/>
           <w:sz w:val="26"/>
           <w:szCs w:val="26"/>
         </w:rPr>
@@ -504,7 +504,7 @@
               <w:bottom w:val="single" w:color="BBBBBB" w:sz="4"/>
               <w:right w:val="single" w:color="BBBBBB" w:sz="4"/>
             </w:tcBorders>
-            <w:shd w:fill="FFF1C2" w:color="auto" w:val="clear"/>
+            <w:shd w:fill="E7E7E7" w:color="auto" w:val="clear"/>
             <w:tcMar>
               <w:top w:type="dxa" w:w="50"/>
               <w:left w:type="dxa" w:w="90"/>
@@ -536,7 +536,7 @@
               <w:bottom w:val="single" w:color="BBBBBB" w:sz="4"/>
               <w:right w:val="single" w:color="BBBBBB" w:sz="4"/>
             </w:tcBorders>
-            <w:shd w:fill="FFF1C2" w:color="auto" w:val="clear"/>
+            <w:shd w:fill="E7E7E7" w:color="auto" w:val="clear"/>
             <w:tcMar>
               <w:top w:type="dxa" w:w="50"/>
               <w:left w:type="dxa" w:w="90"/>
@@ -568,7 +568,7 @@
               <w:bottom w:val="single" w:color="BBBBBB" w:sz="4"/>
               <w:right w:val="single" w:color="BBBBBB" w:sz="4"/>
             </w:tcBorders>
-            <w:shd w:fill="FFF1C2" w:color="auto" w:val="clear"/>
+            <w:shd w:fill="E7E7E7" w:color="auto" w:val="clear"/>
             <w:tcMar>
               <w:top w:type="dxa" w:w="50"/>
               <w:left w:type="dxa" w:w="90"/>
@@ -600,7 +600,7 @@
               <w:bottom w:val="single" w:color="BBBBBB" w:sz="4"/>
               <w:right w:val="single" w:color="BBBBBB" w:sz="4"/>
             </w:tcBorders>
-            <w:shd w:fill="FFF1C2" w:color="auto" w:val="clear"/>
+            <w:shd w:fill="E7E7E7" w:color="auto" w:val="clear"/>
             <w:tcMar>
               <w:top w:type="dxa" w:w="50"/>
               <w:left w:type="dxa" w:w="90"/>
@@ -685,7 +685,7 @@
             <w:r>
               <w:rPr>
                 <w:rFonts w:ascii="Times New Roman" w:eastAsia="Microsoft JhengHei" w:hAnsi="Times New Roman"/>
-                <w:color w:val="B8442F"/>
+                <w:color w:val="000000"/>
               </w:rPr>
               <w:t xml:space="preserve">ㄑㄧㄡˊ</w:t>
             </w:r>
@@ -739,7 +739,7 @@
               <w:rPr>
                 <w:rFonts w:ascii="Times New Roman" w:eastAsia="Microsoft JhengHei" w:hAnsi="Times New Roman"/>
               </w:rPr>
-              <w:t xml:space="preserve">「囚」禁　被「囚」</w:t>
+              <w:t xml:space="preserve">「囚」禁、被「囚」</w:t>
             </w:r>
           </w:p>
         </w:tc>
@@ -820,7 +820,7 @@
               <w:rPr>
                 <w:rFonts w:ascii="Times New Roman" w:eastAsia="Microsoft JhengHei" w:hAnsi="Times New Roman"/>
               </w:rPr>
-              <w:t xml:space="preserve">死「囚」　階下「囚」</w:t>
+              <w:t xml:space="preserve">死「囚」、階下「囚」</w:t>
             </w:r>
           </w:p>
         </w:tc>
@@ -837,7 +837,7 @@
           <w:rFonts w:ascii="Times New Roman" w:eastAsia="Microsoft JhengHei" w:hAnsi="Times New Roman"/>
           <w:b/>
           <w:bCs/>
-          <w:color w:val="2F6F6A"/>
+          <w:color w:val="000000"/>
           <w:sz w:val="26"/>
           <w:szCs w:val="26"/>
         </w:rPr>
@@ -875,7 +875,7 @@
               <w:bottom w:val="single" w:color="BBBBBB" w:sz="4"/>
               <w:right w:val="single" w:color="BBBBBB" w:sz="4"/>
             </w:tcBorders>
-            <w:shd w:fill="FFF1C2" w:color="auto" w:val="clear"/>
+            <w:shd w:fill="E7E7E7" w:color="auto" w:val="clear"/>
             <w:tcMar>
               <w:top w:type="dxa" w:w="50"/>
               <w:left w:type="dxa" w:w="90"/>
@@ -907,7 +907,7 @@
               <w:bottom w:val="single" w:color="BBBBBB" w:sz="4"/>
               <w:right w:val="single" w:color="BBBBBB" w:sz="4"/>
             </w:tcBorders>
-            <w:shd w:fill="FFF1C2" w:color="auto" w:val="clear"/>
+            <w:shd w:fill="E7E7E7" w:color="auto" w:val="clear"/>
             <w:tcMar>
               <w:top w:type="dxa" w:w="50"/>
               <w:left w:type="dxa" w:w="90"/>
@@ -939,7 +939,7 @@
               <w:bottom w:val="single" w:color="BBBBBB" w:sz="4"/>
               <w:right w:val="single" w:color="BBBBBB" w:sz="4"/>
             </w:tcBorders>
-            <w:shd w:fill="FFF1C2" w:color="auto" w:val="clear"/>
+            <w:shd w:fill="E7E7E7" w:color="auto" w:val="clear"/>
             <w:tcMar>
               <w:top w:type="dxa" w:w="50"/>
               <w:left w:type="dxa" w:w="90"/>
@@ -971,7 +971,7 @@
               <w:bottom w:val="single" w:color="BBBBBB" w:sz="4"/>
               <w:right w:val="single" w:color="BBBBBB" w:sz="4"/>
             </w:tcBorders>
-            <w:shd w:fill="FFF1C2" w:color="auto" w:val="clear"/>
+            <w:shd w:fill="E7E7E7" w:color="auto" w:val="clear"/>
             <w:tcMar>
               <w:top w:type="dxa" w:w="50"/>
               <w:left w:type="dxa" w:w="90"/>
@@ -1056,7 +1056,7 @@
             <w:r>
               <w:rPr>
                 <w:rFonts w:ascii="Times New Roman" w:eastAsia="Microsoft JhengHei" w:hAnsi="Times New Roman"/>
-                <w:color w:val="B8442F"/>
+                <w:color w:val="000000"/>
               </w:rPr>
               <w:t xml:space="preserve">ㄒㄧㄚˊ</w:t>
             </w:r>
@@ -1110,7 +1110,7 @@
               <w:rPr>
                 <w:rFonts w:ascii="Times New Roman" w:eastAsia="Microsoft JhengHei" w:hAnsi="Times New Roman"/>
               </w:rPr>
-              <w:t xml:space="preserve">豪「俠」　遊「俠」</w:t>
+              <w:t xml:space="preserve">豪「俠」、遊「俠」</w:t>
             </w:r>
           </w:p>
         </w:tc>
@@ -1272,7 +1272,7 @@
               <w:rPr>
                 <w:rFonts w:ascii="Times New Roman" w:eastAsia="Microsoft JhengHei" w:hAnsi="Times New Roman"/>
               </w:rPr>
-              <w:t xml:space="preserve">「俠」客　「俠」骨柔情</w:t>
+              <w:t xml:space="preserve">「俠」客、「俠」骨柔情</w:t>
             </w:r>
           </w:p>
         </w:tc>
@@ -1336,7 +1336,7 @@
             <w:r>
               <w:rPr>
                 <w:rFonts w:ascii="Times New Roman" w:eastAsia="Microsoft JhengHei" w:hAnsi="Times New Roman"/>
-                <w:color w:val="B8442F"/>
+                <w:color w:val="000000"/>
               </w:rPr>
               <w:t xml:space="preserve">ㄕㄢˇ</w:t>
             </w:r>
@@ -1456,7 +1456,7 @@
             <w:r>
               <w:rPr>
                 <w:rFonts w:ascii="Times New Roman" w:eastAsia="Microsoft JhengHei" w:hAnsi="Times New Roman"/>
-                <w:color w:val="B8442F"/>
+                <w:color w:val="000000"/>
               </w:rPr>
               <w:t xml:space="preserve">ㄒㄧㄚˊ</w:t>
             </w:r>
@@ -1510,7 +1510,7 @@
               <w:rPr>
                 <w:rFonts w:ascii="Times New Roman" w:eastAsia="Microsoft JhengHei" w:hAnsi="Times New Roman"/>
               </w:rPr>
-              <w:t xml:space="preserve">地「狹」人稠　「狹」窄</w:t>
+              <w:t xml:space="preserve">地「狹」人稠、「狹」窄</w:t>
             </w:r>
           </w:p>
         </w:tc>
@@ -1657,7 +1657,7 @@
             <w:r>
               <w:rPr>
                 <w:rFonts w:ascii="Times New Roman" w:eastAsia="Microsoft JhengHei" w:hAnsi="Times New Roman"/>
-                <w:color w:val="B8442F"/>
+                <w:color w:val="000000"/>
               </w:rPr>
               <w:t xml:space="preserve">ㄒㄧㄚˊ</w:t>
             </w:r>
@@ -1711,7 +1711,7 @@
               <w:rPr>
                 <w:rFonts w:ascii="Times New Roman" w:eastAsia="Microsoft JhengHei" w:hAnsi="Times New Roman"/>
               </w:rPr>
-              <w:t xml:space="preserve">「挾」持　「挾」天子以令諸侯　要「挾」</w:t>
+              <w:t xml:space="preserve">「挾」持、「挾」天子以令諸侯、要「挾」</w:t>
             </w:r>
           </w:p>
         </w:tc>
@@ -1766,7 +1766,7 @@
               <w:rPr>
                 <w:rFonts w:ascii="Times New Roman" w:eastAsia="Microsoft JhengHei" w:hAnsi="Times New Roman"/>
               </w:rPr>
-              <w:t xml:space="preserve">懷藏、隱藏，動（帶著仇怨向某人報復）</w:t>
+              <w:t xml:space="preserve">懷藏、隱藏，動（帶著仇怨向某人進行報復）</w:t>
             </w:r>
           </w:p>
         </w:tc>
@@ -1873,7 +1873,7 @@
               <w:rPr>
                 <w:rFonts w:ascii="Times New Roman" w:eastAsia="Microsoft JhengHei" w:hAnsi="Times New Roman"/>
               </w:rPr>
-              <w:t xml:space="preserve">帶長劍兮「挾」秦弓　而「挾」重器多也</w:t>
+              <w:t xml:space="preserve">帶長劍兮「挾」秦弓，首身離兮心不懲、位尊而無功，奉厚而無勞，而「挾」重器多也</w:t>
             </w:r>
           </w:p>
         </w:tc>
@@ -1928,7 +1928,7 @@
               <w:rPr>
                 <w:rFonts w:ascii="Times New Roman" w:eastAsia="Microsoft JhengHei" w:hAnsi="Times New Roman"/>
               </w:rPr>
-              <w:t xml:space="preserve">夾在腋下、夾持，動（比喻做絕對辦不到的事）</w:t>
+              <w:t xml:space="preserve">夾在腋下、夾持，動</w:t>
             </w:r>
           </w:p>
         </w:tc>
@@ -1954,7 +1954,7 @@
               <w:rPr>
                 <w:rFonts w:ascii="Times New Roman" w:eastAsia="Microsoft JhengHei" w:hAnsi="Times New Roman"/>
               </w:rPr>
-              <w:t xml:space="preserve">「挾」太山以超北海</w:t>
+              <w:t xml:space="preserve">「挾」太山以超北海（比喻做絕對辦不到的事）</w:t>
             </w:r>
           </w:p>
         </w:tc>
@@ -2035,7 +2035,7 @@
               <w:rPr>
                 <w:rFonts w:ascii="Times New Roman" w:eastAsia="Microsoft JhengHei" w:hAnsi="Times New Roman"/>
               </w:rPr>
-              <w:t xml:space="preserve">「挾」恃　不「挾」長，不「挾」貴　「挾」勢弄權</w:t>
+              <w:t xml:space="preserve">「挾」恃、不「挾」長，不「挾」貴、況且弟兄姊妹「挾」勢弄權，罪惡滔天</w:t>
             </w:r>
           </w:p>
         </w:tc>
@@ -2052,7 +2052,7 @@
           <w:rFonts w:ascii="Times New Roman" w:eastAsia="Microsoft JhengHei" w:hAnsi="Times New Roman"/>
           <w:b/>
           <w:bCs/>
-          <w:color w:val="2F6F6A"/>
+          <w:color w:val="000000"/>
           <w:sz w:val="26"/>
           <w:szCs w:val="26"/>
         </w:rPr>
@@ -2090,7 +2090,7 @@
               <w:bottom w:val="single" w:color="BBBBBB" w:sz="4"/>
               <w:right w:val="single" w:color="BBBBBB" w:sz="4"/>
             </w:tcBorders>
-            <w:shd w:fill="FFF1C2" w:color="auto" w:val="clear"/>
+            <w:shd w:fill="E7E7E7" w:color="auto" w:val="clear"/>
             <w:tcMar>
               <w:top w:type="dxa" w:w="50"/>
               <w:left w:type="dxa" w:w="90"/>
@@ -2122,7 +2122,7 @@
               <w:bottom w:val="single" w:color="BBBBBB" w:sz="4"/>
               <w:right w:val="single" w:color="BBBBBB" w:sz="4"/>
             </w:tcBorders>
-            <w:shd w:fill="FFF1C2" w:color="auto" w:val="clear"/>
+            <w:shd w:fill="E7E7E7" w:color="auto" w:val="clear"/>
             <w:tcMar>
               <w:top w:type="dxa" w:w="50"/>
               <w:left w:type="dxa" w:w="90"/>
@@ -2154,7 +2154,7 @@
               <w:bottom w:val="single" w:color="BBBBBB" w:sz="4"/>
               <w:right w:val="single" w:color="BBBBBB" w:sz="4"/>
             </w:tcBorders>
-            <w:shd w:fill="FFF1C2" w:color="auto" w:val="clear"/>
+            <w:shd w:fill="E7E7E7" w:color="auto" w:val="clear"/>
             <w:tcMar>
               <w:top w:type="dxa" w:w="50"/>
               <w:left w:type="dxa" w:w="90"/>
@@ -2186,7 +2186,7 @@
               <w:bottom w:val="single" w:color="BBBBBB" w:sz="4"/>
               <w:right w:val="single" w:color="BBBBBB" w:sz="4"/>
             </w:tcBorders>
-            <w:shd w:fill="FFF1C2" w:color="auto" w:val="clear"/>
+            <w:shd w:fill="E7E7E7" w:color="auto" w:val="clear"/>
             <w:tcMar>
               <w:top w:type="dxa" w:w="50"/>
               <w:left w:type="dxa" w:w="90"/>
@@ -2269,7 +2269,7 @@
             <w:r>
               <w:rPr>
                 <w:rFonts w:ascii="Times New Roman" w:eastAsia="Microsoft JhengHei" w:hAnsi="Times New Roman"/>
-                <w:color w:val="B8442F"/>
+                <w:color w:val="000000"/>
               </w:rPr>
               <w:t xml:space="preserve">ㄒㄧㄚˊ</w:t>
             </w:r>
@@ -2389,7 +2389,7 @@
             <w:r>
               <w:rPr>
                 <w:rFonts w:ascii="Times New Roman" w:eastAsia="Microsoft JhengHei" w:hAnsi="Times New Roman"/>
-                <w:color w:val="B8442F"/>
+                <w:color w:val="000000"/>
               </w:rPr>
               <w:t xml:space="preserve">ㄐㄧㄚˊ</w:t>
             </w:r>
@@ -2443,7 +2443,7 @@
               <w:rPr>
                 <w:rFonts w:ascii="Times New Roman" w:eastAsia="Microsoft JhengHei" w:hAnsi="Times New Roman"/>
               </w:rPr>
-              <w:t xml:space="preserve">不「浹」於骨髓　汗流「浹」背</w:t>
+              <w:t xml:space="preserve">不浸於肌膚，不「浹」於骨髓、汗流「浹」背</w:t>
             </w:r>
           </w:p>
         </w:tc>
@@ -2524,7 +2524,7 @@
               <w:rPr>
                 <w:rFonts w:ascii="Times New Roman" w:eastAsia="Microsoft JhengHei" w:hAnsi="Times New Roman"/>
               </w:rPr>
-              <w:t xml:space="preserve">「浹」萬物之變</w:t>
+              <w:t xml:space="preserve">其所以貫理焉，雖億萬已不足「浹」萬物之變，與愚者若一</w:t>
             </w:r>
           </w:p>
         </w:tc>
@@ -2605,7 +2605,7 @@
               <w:rPr>
                 <w:rFonts w:ascii="Times New Roman" w:eastAsia="Microsoft JhengHei" w:hAnsi="Times New Roman"/>
               </w:rPr>
-              <w:t xml:space="preserve">「浹」地交流</w:t>
+              <w:t xml:space="preserve">山雨忽來，傾盆倒峽，「浹」地交流</w:t>
             </w:r>
           </w:p>
         </w:tc>
@@ -2622,7 +2622,7 @@
           <w:rFonts w:ascii="Times New Roman" w:eastAsia="Microsoft JhengHei" w:hAnsi="Times New Roman"/>
           <w:b/>
           <w:bCs/>
-          <w:color w:val="2F6F6A"/>
+          <w:color w:val="000000"/>
           <w:sz w:val="26"/>
           <w:szCs w:val="26"/>
         </w:rPr>
@@ -2660,7 +2660,7 @@
               <w:bottom w:val="single" w:color="BBBBBB" w:sz="4"/>
               <w:right w:val="single" w:color="BBBBBB" w:sz="4"/>
             </w:tcBorders>
-            <w:shd w:fill="FFF1C2" w:color="auto" w:val="clear"/>
+            <w:shd w:fill="E7E7E7" w:color="auto" w:val="clear"/>
             <w:tcMar>
               <w:top w:type="dxa" w:w="50"/>
               <w:left w:type="dxa" w:w="90"/>
@@ -2692,7 +2692,7 @@
               <w:bottom w:val="single" w:color="BBBBBB" w:sz="4"/>
               <w:right w:val="single" w:color="BBBBBB" w:sz="4"/>
             </w:tcBorders>
-            <w:shd w:fill="FFF1C2" w:color="auto" w:val="clear"/>
+            <w:shd w:fill="E7E7E7" w:color="auto" w:val="clear"/>
             <w:tcMar>
               <w:top w:type="dxa" w:w="50"/>
               <w:left w:type="dxa" w:w="90"/>
@@ -2724,7 +2724,7 @@
               <w:bottom w:val="single" w:color="BBBBBB" w:sz="4"/>
               <w:right w:val="single" w:color="BBBBBB" w:sz="4"/>
             </w:tcBorders>
-            <w:shd w:fill="FFF1C2" w:color="auto" w:val="clear"/>
+            <w:shd w:fill="E7E7E7" w:color="auto" w:val="clear"/>
             <w:tcMar>
               <w:top w:type="dxa" w:w="50"/>
               <w:left w:type="dxa" w:w="90"/>
@@ -2756,7 +2756,7 @@
               <w:bottom w:val="single" w:color="BBBBBB" w:sz="4"/>
               <w:right w:val="single" w:color="BBBBBB" w:sz="4"/>
             </w:tcBorders>
-            <w:shd w:fill="FFF1C2" w:color="auto" w:val="clear"/>
+            <w:shd w:fill="E7E7E7" w:color="auto" w:val="clear"/>
             <w:tcMar>
               <w:top w:type="dxa" w:w="50"/>
               <w:left w:type="dxa" w:w="90"/>
@@ -2839,7 +2839,7 @@
             <w:r>
               <w:rPr>
                 <w:rFonts w:ascii="Times New Roman" w:eastAsia="Microsoft JhengHei" w:hAnsi="Times New Roman"/>
-                <w:color w:val="B8442F"/>
+                <w:color w:val="000000"/>
               </w:rPr>
               <w:t xml:space="preserve">ㄍㄨˋ</w:t>
             </w:r>
@@ -2959,7 +2959,7 @@
             <w:r>
               <w:rPr>
                 <w:rFonts w:ascii="Times New Roman" w:eastAsia="Microsoft JhengHei" w:hAnsi="Times New Roman"/>
-                <w:color w:val="B8442F"/>
+                <w:color w:val="000000"/>
               </w:rPr>
               <w:t xml:space="preserve">ㄏㄜˊ</w:t>
             </w:r>
@@ -3158,7 +3158,7 @@
             <w:r>
               <w:rPr>
                 <w:rFonts w:ascii="Times New Roman" w:eastAsia="Microsoft JhengHei" w:hAnsi="Times New Roman"/>
-                <w:color w:val="B8442F"/>
+                <w:color w:val="000000"/>
               </w:rPr>
               <w:t xml:space="preserve">ㄍㄜˋ</w:t>
             </w:r>
@@ -3276,7 +3276,7 @@
             <w:r>
               <w:rPr>
                 <w:rFonts w:ascii="Times New Roman" w:eastAsia="Microsoft JhengHei" w:hAnsi="Times New Roman"/>
-                <w:color w:val="B8442F"/>
+                <w:color w:val="000000"/>
               </w:rPr>
               <w:t xml:space="preserve">ㄍㄨˋ</w:t>
             </w:r>
@@ -3330,7 +3330,7 @@
               <w:rPr>
                 <w:rFonts w:ascii="Times New Roman" w:eastAsia="Microsoft JhengHei" w:hAnsi="Times New Roman"/>
               </w:rPr>
-              <w:t xml:space="preserve">「痼」疾　「痼」習</w:t>
+              <w:t xml:space="preserve">「痼」疾、「痼」習</w:t>
             </w:r>
           </w:p>
         </w:tc>
@@ -3347,7 +3347,7 @@
           <w:rFonts w:ascii="Times New Roman" w:eastAsia="Microsoft JhengHei" w:hAnsi="Times New Roman"/>
           <w:b/>
           <w:bCs/>
-          <w:color w:val="2F6F6A"/>
+          <w:color w:val="000000"/>
           <w:sz w:val="26"/>
           <w:szCs w:val="26"/>
         </w:rPr>
@@ -3385,7 +3385,7 @@
               <w:bottom w:val="single" w:color="BBBBBB" w:sz="4"/>
               <w:right w:val="single" w:color="BBBBBB" w:sz="4"/>
             </w:tcBorders>
-            <w:shd w:fill="FFF1C2" w:color="auto" w:val="clear"/>
+            <w:shd w:fill="E7E7E7" w:color="auto" w:val="clear"/>
             <w:tcMar>
               <w:top w:type="dxa" w:w="50"/>
               <w:left w:type="dxa" w:w="90"/>
@@ -3417,7 +3417,7 @@
               <w:bottom w:val="single" w:color="BBBBBB" w:sz="4"/>
               <w:right w:val="single" w:color="BBBBBB" w:sz="4"/>
             </w:tcBorders>
-            <w:shd w:fill="FFF1C2" w:color="auto" w:val="clear"/>
+            <w:shd w:fill="E7E7E7" w:color="auto" w:val="clear"/>
             <w:tcMar>
               <w:top w:type="dxa" w:w="50"/>
               <w:left w:type="dxa" w:w="90"/>
@@ -3449,7 +3449,7 @@
               <w:bottom w:val="single" w:color="BBBBBB" w:sz="4"/>
               <w:right w:val="single" w:color="BBBBBB" w:sz="4"/>
             </w:tcBorders>
-            <w:shd w:fill="FFF1C2" w:color="auto" w:val="clear"/>
+            <w:shd w:fill="E7E7E7" w:color="auto" w:val="clear"/>
             <w:tcMar>
               <w:top w:type="dxa" w:w="50"/>
               <w:left w:type="dxa" w:w="90"/>
@@ -3481,7 +3481,7 @@
               <w:bottom w:val="single" w:color="BBBBBB" w:sz="4"/>
               <w:right w:val="single" w:color="BBBBBB" w:sz="4"/>
             </w:tcBorders>
-            <w:shd w:fill="FFF1C2" w:color="auto" w:val="clear"/>
+            <w:shd w:fill="E7E7E7" w:color="auto" w:val="clear"/>
             <w:tcMar>
               <w:top w:type="dxa" w:w="50"/>
               <w:left w:type="dxa" w:w="90"/>
@@ -3564,7 +3564,7 @@
             <w:r>
               <w:rPr>
                 <w:rFonts w:ascii="Times New Roman" w:eastAsia="Microsoft JhengHei" w:hAnsi="Times New Roman"/>
-                <w:color w:val="B8442F"/>
+                <w:color w:val="000000"/>
               </w:rPr>
               <w:t xml:space="preserve">ㄌㄧㄠˊ</w:t>
             </w:r>
@@ -3682,7 +3682,7 @@
             <w:r>
               <w:rPr>
                 <w:rFonts w:ascii="Times New Roman" w:eastAsia="Microsoft JhengHei" w:hAnsi="Times New Roman"/>
-                <w:color w:val="B8442F"/>
+                <w:color w:val="000000"/>
               </w:rPr>
               <w:t xml:space="preserve">ㄌㄧㄠˊ</w:t>
             </w:r>
@@ -3800,7 +3800,7 @@
             <w:r>
               <w:rPr>
                 <w:rFonts w:ascii="Times New Roman" w:eastAsia="Microsoft JhengHei" w:hAnsi="Times New Roman"/>
-                <w:color w:val="B8442F"/>
+                <w:color w:val="000000"/>
               </w:rPr>
               <w:t xml:space="preserve">ㄌㄧㄠˊ</w:t>
             </w:r>
@@ -3920,7 +3920,7 @@
             <w:r>
               <w:rPr>
                 <w:rFonts w:ascii="Times New Roman" w:eastAsia="Microsoft JhengHei" w:hAnsi="Times New Roman"/>
-                <w:color w:val="B8442F"/>
+                <w:color w:val="000000"/>
               </w:rPr>
               <w:t xml:space="preserve">ㄌㄧㄠˊ</w:t>
             </w:r>
@@ -4119,7 +4119,7 @@
             <w:r>
               <w:rPr>
                 <w:rFonts w:ascii="Times New Roman" w:eastAsia="Microsoft JhengHei" w:hAnsi="Times New Roman"/>
-                <w:color w:val="B8442F"/>
+                <w:color w:val="000000"/>
               </w:rPr>
               <w:t xml:space="preserve">ㄌㄧㄠˊ</w:t>
             </w:r>
@@ -4239,7 +4239,7 @@
             <w:r>
               <w:rPr>
                 <w:rFonts w:ascii="Times New Roman" w:eastAsia="Microsoft JhengHei" w:hAnsi="Times New Roman"/>
-                <w:color w:val="B8442F"/>
+                <w:color w:val="000000"/>
               </w:rPr>
               <w:t xml:space="preserve">ㄌㄧㄠˊ</w:t>
             </w:r>
@@ -4391,7 +4391,7 @@
           <w:rFonts w:ascii="Times New Roman" w:eastAsia="Microsoft JhengHei" w:hAnsi="Times New Roman"/>
           <w:b/>
           <w:bCs/>
-          <w:color w:val="2F6F6A"/>
+          <w:color w:val="000000"/>
           <w:sz w:val="26"/>
           <w:szCs w:val="26"/>
         </w:rPr>
@@ -4429,7 +4429,7 @@
               <w:bottom w:val="single" w:color="BBBBBB" w:sz="4"/>
               <w:right w:val="single" w:color="BBBBBB" w:sz="4"/>
             </w:tcBorders>
-            <w:shd w:fill="FFF1C2" w:color="auto" w:val="clear"/>
+            <w:shd w:fill="E7E7E7" w:color="auto" w:val="clear"/>
             <w:tcMar>
               <w:top w:type="dxa" w:w="50"/>
               <w:left w:type="dxa" w:w="90"/>
@@ -4461,7 +4461,7 @@
               <w:bottom w:val="single" w:color="BBBBBB" w:sz="4"/>
               <w:right w:val="single" w:color="BBBBBB" w:sz="4"/>
             </w:tcBorders>
-            <w:shd w:fill="FFF1C2" w:color="auto" w:val="clear"/>
+            <w:shd w:fill="E7E7E7" w:color="auto" w:val="clear"/>
             <w:tcMar>
               <w:top w:type="dxa" w:w="50"/>
               <w:left w:type="dxa" w:w="90"/>
@@ -4493,7 +4493,7 @@
               <w:bottom w:val="single" w:color="BBBBBB" w:sz="4"/>
               <w:right w:val="single" w:color="BBBBBB" w:sz="4"/>
             </w:tcBorders>
-            <w:shd w:fill="FFF1C2" w:color="auto" w:val="clear"/>
+            <w:shd w:fill="E7E7E7" w:color="auto" w:val="clear"/>
             <w:tcMar>
               <w:top w:type="dxa" w:w="50"/>
               <w:left w:type="dxa" w:w="90"/>
@@ -4525,7 +4525,7 @@
               <w:bottom w:val="single" w:color="BBBBBB" w:sz="4"/>
               <w:right w:val="single" w:color="BBBBBB" w:sz="4"/>
             </w:tcBorders>
-            <w:shd w:fill="FFF1C2" w:color="auto" w:val="clear"/>
+            <w:shd w:fill="E7E7E7" w:color="auto" w:val="clear"/>
             <w:tcMar>
               <w:top w:type="dxa" w:w="50"/>
               <w:left w:type="dxa" w:w="90"/>
@@ -4608,7 +4608,7 @@
             <w:r>
               <w:rPr>
                 <w:rFonts w:ascii="Times New Roman" w:eastAsia="Microsoft JhengHei" w:hAnsi="Times New Roman"/>
-                <w:color w:val="B8442F"/>
+                <w:color w:val="000000"/>
               </w:rPr>
               <w:t xml:space="preserve">ㄎㄠˋ</w:t>
             </w:r>
@@ -4726,7 +4726,7 @@
             <w:r>
               <w:rPr>
                 <w:rFonts w:ascii="Times New Roman" w:eastAsia="Microsoft JhengHei" w:hAnsi="Times New Roman"/>
-                <w:color w:val="B8442F"/>
+                <w:color w:val="000000"/>
               </w:rPr>
               <w:t xml:space="preserve">ㄎㄠˇ</w:t>
             </w:r>
@@ -4780,7 +4780,7 @@
               <w:rPr>
                 <w:rFonts w:ascii="Times New Roman" w:eastAsia="Microsoft JhengHei" w:hAnsi="Times New Roman"/>
               </w:rPr>
-              <w:t xml:space="preserve">「拷」問　嚴刑「拷」打</w:t>
+              <w:t xml:space="preserve">「拷」問、嚴刑「拷」打</w:t>
             </w:r>
           </w:p>
         </w:tc>
@@ -4844,7 +4844,7 @@
             <w:r>
               <w:rPr>
                 <w:rFonts w:ascii="Times New Roman" w:eastAsia="Microsoft JhengHei" w:hAnsi="Times New Roman"/>
-                <w:color w:val="B8442F"/>
+                <w:color w:val="000000"/>
               </w:rPr>
               <w:t xml:space="preserve">ㄎㄠˇ</w:t>
             </w:r>
@@ -4915,7 +4915,7 @@
           <w:rFonts w:ascii="Times New Roman" w:eastAsia="Microsoft JhengHei" w:hAnsi="Times New Roman"/>
           <w:b/>
           <w:bCs/>
-          <w:color w:val="2F6F6A"/>
+          <w:color w:val="000000"/>
           <w:sz w:val="26"/>
           <w:szCs w:val="26"/>
         </w:rPr>
@@ -4953,7 +4953,7 @@
               <w:bottom w:val="single" w:color="BBBBBB" w:sz="4"/>
               <w:right w:val="single" w:color="BBBBBB" w:sz="4"/>
             </w:tcBorders>
-            <w:shd w:fill="FFF1C2" w:color="auto" w:val="clear"/>
+            <w:shd w:fill="E7E7E7" w:color="auto" w:val="clear"/>
             <w:tcMar>
               <w:top w:type="dxa" w:w="50"/>
               <w:left w:type="dxa" w:w="90"/>
@@ -4985,7 +4985,7 @@
               <w:bottom w:val="single" w:color="BBBBBB" w:sz="4"/>
               <w:right w:val="single" w:color="BBBBBB" w:sz="4"/>
             </w:tcBorders>
-            <w:shd w:fill="FFF1C2" w:color="auto" w:val="clear"/>
+            <w:shd w:fill="E7E7E7" w:color="auto" w:val="clear"/>
             <w:tcMar>
               <w:top w:type="dxa" w:w="50"/>
               <w:left w:type="dxa" w:w="90"/>
@@ -5017,7 +5017,7 @@
               <w:bottom w:val="single" w:color="BBBBBB" w:sz="4"/>
               <w:right w:val="single" w:color="BBBBBB" w:sz="4"/>
             </w:tcBorders>
-            <w:shd w:fill="FFF1C2" w:color="auto" w:val="clear"/>
+            <w:shd w:fill="E7E7E7" w:color="auto" w:val="clear"/>
             <w:tcMar>
               <w:top w:type="dxa" w:w="50"/>
               <w:left w:type="dxa" w:w="90"/>
@@ -5049,7 +5049,7 @@
               <w:bottom w:val="single" w:color="BBBBBB" w:sz="4"/>
               <w:right w:val="single" w:color="BBBBBB" w:sz="4"/>
             </w:tcBorders>
-            <w:shd w:fill="FFF1C2" w:color="auto" w:val="clear"/>
+            <w:shd w:fill="E7E7E7" w:color="auto" w:val="clear"/>
             <w:tcMar>
               <w:top w:type="dxa" w:w="50"/>
               <w:left w:type="dxa" w:w="90"/>
@@ -5132,7 +5132,7 @@
             <w:r>
               <w:rPr>
                 <w:rFonts w:ascii="Times New Roman" w:eastAsia="Microsoft JhengHei" w:hAnsi="Times New Roman"/>
-                <w:color w:val="B8442F"/>
+                <w:color w:val="000000"/>
               </w:rPr>
               <w:t xml:space="preserve">ㄑㄧㄠˊ</w:t>
             </w:r>
@@ -5250,7 +5250,7 @@
             <w:r>
               <w:rPr>
                 <w:rFonts w:ascii="Times New Roman" w:eastAsia="Microsoft JhengHei" w:hAnsi="Times New Roman"/>
-                <w:color w:val="B8442F"/>
+                <w:color w:val="000000"/>
               </w:rPr>
               <w:t xml:space="preserve">ㄑㄧㄠˊ</w:t>
             </w:r>
@@ -5368,7 +5368,7 @@
             <w:r>
               <w:rPr>
                 <w:rFonts w:ascii="Times New Roman" w:eastAsia="Microsoft JhengHei" w:hAnsi="Times New Roman"/>
-                <w:color w:val="B8442F"/>
+                <w:color w:val="000000"/>
               </w:rPr>
               <w:t xml:space="preserve">ㄑㄧㄠˊ</w:t>
             </w:r>
@@ -5422,7 +5422,7 @@
               <w:rPr>
                 <w:rFonts w:ascii="Times New Roman" w:eastAsia="Microsoft JhengHei" w:hAnsi="Times New Roman"/>
               </w:rPr>
-              <w:t xml:space="preserve">「瞧」見　「瞧」不起</w:t>
+              <w:t xml:space="preserve">「瞧」見、「瞧」不起</w:t>
             </w:r>
           </w:p>
         </w:tc>
@@ -5486,7 +5486,7 @@
             <w:r>
               <w:rPr>
                 <w:rFonts w:ascii="Times New Roman" w:eastAsia="Microsoft JhengHei" w:hAnsi="Times New Roman"/>
-                <w:color w:val="B8442F"/>
+                <w:color w:val="000000"/>
               </w:rPr>
               <w:t xml:space="preserve">ㄐㄧㄠ</w:t>
             </w:r>
@@ -5604,7 +5604,7 @@
             <w:r>
               <w:rPr>
                 <w:rFonts w:ascii="Times New Roman" w:eastAsia="Microsoft JhengHei" w:hAnsi="Times New Roman"/>
-                <w:color w:val="B8442F"/>
+                <w:color w:val="000000"/>
               </w:rPr>
               <w:t xml:space="preserve">ㄐㄧㄠ</w:t>
             </w:r>
@@ -5675,7 +5675,7 @@
           <w:rFonts w:ascii="Times New Roman" w:eastAsia="Microsoft JhengHei" w:hAnsi="Times New Roman"/>
           <w:b/>
           <w:bCs/>
-          <w:color w:val="2F6F6A"/>
+          <w:color w:val="000000"/>
           <w:sz w:val="26"/>
           <w:szCs w:val="26"/>
         </w:rPr>
@@ -5713,7 +5713,7 @@
               <w:bottom w:val="single" w:color="BBBBBB" w:sz="4"/>
               <w:right w:val="single" w:color="BBBBBB" w:sz="4"/>
             </w:tcBorders>
-            <w:shd w:fill="FFF1C2" w:color="auto" w:val="clear"/>
+            <w:shd w:fill="E7E7E7" w:color="auto" w:val="clear"/>
             <w:tcMar>
               <w:top w:type="dxa" w:w="50"/>
               <w:left w:type="dxa" w:w="90"/>
@@ -5745,7 +5745,7 @@
               <w:bottom w:val="single" w:color="BBBBBB" w:sz="4"/>
               <w:right w:val="single" w:color="BBBBBB" w:sz="4"/>
             </w:tcBorders>
-            <w:shd w:fill="FFF1C2" w:color="auto" w:val="clear"/>
+            <w:shd w:fill="E7E7E7" w:color="auto" w:val="clear"/>
             <w:tcMar>
               <w:top w:type="dxa" w:w="50"/>
               <w:left w:type="dxa" w:w="90"/>
@@ -5777,7 +5777,7 @@
               <w:bottom w:val="single" w:color="BBBBBB" w:sz="4"/>
               <w:right w:val="single" w:color="BBBBBB" w:sz="4"/>
             </w:tcBorders>
-            <w:shd w:fill="FFF1C2" w:color="auto" w:val="clear"/>
+            <w:shd w:fill="E7E7E7" w:color="auto" w:val="clear"/>
             <w:tcMar>
               <w:top w:type="dxa" w:w="50"/>
               <w:left w:type="dxa" w:w="90"/>
@@ -5809,7 +5809,7 @@
               <w:bottom w:val="single" w:color="BBBBBB" w:sz="4"/>
               <w:right w:val="single" w:color="BBBBBB" w:sz="4"/>
             </w:tcBorders>
-            <w:shd w:fill="FFF1C2" w:color="auto" w:val="clear"/>
+            <w:shd w:fill="E7E7E7" w:color="auto" w:val="clear"/>
             <w:tcMar>
               <w:top w:type="dxa" w:w="50"/>
               <w:left w:type="dxa" w:w="90"/>
@@ -5892,7 +5892,7 @@
             <w:r>
               <w:rPr>
                 <w:rFonts w:ascii="Times New Roman" w:eastAsia="Microsoft JhengHei" w:hAnsi="Times New Roman"/>
-                <w:color w:val="B8442F"/>
+                <w:color w:val="000000"/>
               </w:rPr>
               <w:t xml:space="preserve">ㄘㄨㄟˋ</w:t>
             </w:r>
@@ -6012,7 +6012,7 @@
             <w:r>
               <w:rPr>
                 <w:rFonts w:ascii="Times New Roman" w:eastAsia="Microsoft JhengHei" w:hAnsi="Times New Roman"/>
-                <w:color w:val="B8442F"/>
+                <w:color w:val="000000"/>
               </w:rPr>
               <w:t xml:space="preserve">ㄘㄨㄟˋ</w:t>
             </w:r>
@@ -6213,7 +6213,7 @@
             <w:r>
               <w:rPr>
                 <w:rFonts w:ascii="Times New Roman" w:eastAsia="Microsoft JhengHei" w:hAnsi="Times New Roman"/>
-                <w:color w:val="B8442F"/>
+                <w:color w:val="000000"/>
               </w:rPr>
               <w:t xml:space="preserve">ㄘㄨㄟˋ</w:t>
             </w:r>
@@ -6495,7 +6495,7 @@
             <w:r>
               <w:rPr>
                 <w:rFonts w:ascii="Times New Roman" w:eastAsia="Microsoft JhengHei" w:hAnsi="Times New Roman"/>
-                <w:color w:val="B8442F"/>
+                <w:color w:val="000000"/>
               </w:rPr>
               <w:t xml:space="preserve">ㄘㄨㄟˋ</w:t>
             </w:r>
@@ -6694,7 +6694,7 @@
             <w:r>
               <w:rPr>
                 <w:rFonts w:ascii="Times New Roman" w:eastAsia="Microsoft JhengHei" w:hAnsi="Times New Roman"/>
-                <w:color w:val="B8442F"/>
+                <w:color w:val="000000"/>
               </w:rPr>
               <w:t xml:space="preserve">ㄘㄨㄟˋ</w:t>
             </w:r>
@@ -6812,7 +6812,7 @@
             <w:r>
               <w:rPr>
                 <w:rFonts w:ascii="Times New Roman" w:eastAsia="Microsoft JhengHei" w:hAnsi="Times New Roman"/>
-                <w:color w:val="B8442F"/>
+                <w:color w:val="000000"/>
               </w:rPr>
               <w:t xml:space="preserve">ㄘㄨˋ</w:t>
             </w:r>
@@ -6866,7 +6866,7 @@
               <w:rPr>
                 <w:rFonts w:ascii="Times New Roman" w:eastAsia="Microsoft JhengHei" w:hAnsi="Times New Roman"/>
               </w:rPr>
-              <w:t xml:space="preserve">「猝」死　「猝」不及防　倉「猝」</w:t>
+              <w:t xml:space="preserve">「猝」死、「猝」不及防、倉「猝」</w:t>
             </w:r>
           </w:p>
         </w:tc>
@@ -6883,7 +6883,7 @@
           <w:rFonts w:ascii="Times New Roman" w:eastAsia="Microsoft JhengHei" w:hAnsi="Times New Roman"/>
           <w:b/>
           <w:bCs/>
-          <w:color w:val="2F6F6A"/>
+          <w:color w:val="000000"/>
           <w:sz w:val="26"/>
           <w:szCs w:val="26"/>
         </w:rPr>
@@ -6921,7 +6921,7 @@
               <w:bottom w:val="single" w:color="BBBBBB" w:sz="4"/>
               <w:right w:val="single" w:color="BBBBBB" w:sz="4"/>
             </w:tcBorders>
-            <w:shd w:fill="FFF1C2" w:color="auto" w:val="clear"/>
+            <w:shd w:fill="E7E7E7" w:color="auto" w:val="clear"/>
             <w:tcMar>
               <w:top w:type="dxa" w:w="50"/>
               <w:left w:type="dxa" w:w="90"/>
@@ -6953,7 +6953,7 @@
               <w:bottom w:val="single" w:color="BBBBBB" w:sz="4"/>
               <w:right w:val="single" w:color="BBBBBB" w:sz="4"/>
             </w:tcBorders>
-            <w:shd w:fill="FFF1C2" w:color="auto" w:val="clear"/>
+            <w:shd w:fill="E7E7E7" w:color="auto" w:val="clear"/>
             <w:tcMar>
               <w:top w:type="dxa" w:w="50"/>
               <w:left w:type="dxa" w:w="90"/>
@@ -6985,7 +6985,7 @@
               <w:bottom w:val="single" w:color="BBBBBB" w:sz="4"/>
               <w:right w:val="single" w:color="BBBBBB" w:sz="4"/>
             </w:tcBorders>
-            <w:shd w:fill="FFF1C2" w:color="auto" w:val="clear"/>
+            <w:shd w:fill="E7E7E7" w:color="auto" w:val="clear"/>
             <w:tcMar>
               <w:top w:type="dxa" w:w="50"/>
               <w:left w:type="dxa" w:w="90"/>
@@ -7017,7 +7017,7 @@
               <w:bottom w:val="single" w:color="BBBBBB" w:sz="4"/>
               <w:right w:val="single" w:color="BBBBBB" w:sz="4"/>
             </w:tcBorders>
-            <w:shd w:fill="FFF1C2" w:color="auto" w:val="clear"/>
+            <w:shd w:fill="E7E7E7" w:color="auto" w:val="clear"/>
             <w:tcMar>
               <w:top w:type="dxa" w:w="50"/>
               <w:left w:type="dxa" w:w="90"/>
@@ -7100,7 +7100,7 @@
             <w:r>
               <w:rPr>
                 <w:rFonts w:ascii="Times New Roman" w:eastAsia="Microsoft JhengHei" w:hAnsi="Times New Roman"/>
-                <w:color w:val="B8442F"/>
+                <w:color w:val="000000"/>
               </w:rPr>
               <w:t xml:space="preserve">ㄐㄧㄚ</w:t>
             </w:r>
@@ -7218,7 +7218,7 @@
             <w:r>
               <w:rPr>
                 <w:rFonts w:ascii="Times New Roman" w:eastAsia="Microsoft JhengHei" w:hAnsi="Times New Roman"/>
-                <w:color w:val="B8442F"/>
+                <w:color w:val="000000"/>
               </w:rPr>
               <w:t xml:space="preserve">ㄐㄧㄚ</w:t>
             </w:r>
@@ -7336,7 +7336,7 @@
             <w:r>
               <w:rPr>
                 <w:rFonts w:ascii="Times New Roman" w:eastAsia="Microsoft JhengHei" w:hAnsi="Times New Roman"/>
-                <w:color w:val="B8442F"/>
+                <w:color w:val="000000"/>
               </w:rPr>
               <w:t xml:space="preserve">ㄐㄧㄚ</w:t>
             </w:r>
@@ -7454,7 +7454,7 @@
             <w:r>
               <w:rPr>
                 <w:rFonts w:ascii="Times New Roman" w:eastAsia="Microsoft JhengHei" w:hAnsi="Times New Roman"/>
-                <w:color w:val="B8442F"/>
+                <w:color w:val="000000"/>
               </w:rPr>
               <w:t xml:space="preserve">ㄐㄧㄚ</w:t>
             </w:r>
@@ -7572,7 +7572,7 @@
             <w:r>
               <w:rPr>
                 <w:rFonts w:ascii="Times New Roman" w:eastAsia="Microsoft JhengHei" w:hAnsi="Times New Roman"/>
-                <w:color w:val="B8442F"/>
+                <w:color w:val="000000"/>
               </w:rPr>
               <w:t xml:space="preserve">ㄎㄚ</w:t>
             </w:r>
@@ -7643,7 +7643,7 @@
           <w:rFonts w:ascii="Times New Roman" w:eastAsia="Microsoft JhengHei" w:hAnsi="Times New Roman"/>
           <w:b/>
           <w:bCs/>
-          <w:color w:val="2F6F6A"/>
+          <w:color w:val="000000"/>
           <w:sz w:val="26"/>
           <w:szCs w:val="26"/>
         </w:rPr>
@@ -7681,7 +7681,7 @@
               <w:bottom w:val="single" w:color="BBBBBB" w:sz="4"/>
               <w:right w:val="single" w:color="BBBBBB" w:sz="4"/>
             </w:tcBorders>
-            <w:shd w:fill="FFF1C2" w:color="auto" w:val="clear"/>
+            <w:shd w:fill="E7E7E7" w:color="auto" w:val="clear"/>
             <w:tcMar>
               <w:top w:type="dxa" w:w="50"/>
               <w:left w:type="dxa" w:w="90"/>
@@ -7713,7 +7713,7 @@
               <w:bottom w:val="single" w:color="BBBBBB" w:sz="4"/>
               <w:right w:val="single" w:color="BBBBBB" w:sz="4"/>
             </w:tcBorders>
-            <w:shd w:fill="FFF1C2" w:color="auto" w:val="clear"/>
+            <w:shd w:fill="E7E7E7" w:color="auto" w:val="clear"/>
             <w:tcMar>
               <w:top w:type="dxa" w:w="50"/>
               <w:left w:type="dxa" w:w="90"/>
@@ -7745,7 +7745,7 @@
               <w:bottom w:val="single" w:color="BBBBBB" w:sz="4"/>
               <w:right w:val="single" w:color="BBBBBB" w:sz="4"/>
             </w:tcBorders>
-            <w:shd w:fill="FFF1C2" w:color="auto" w:val="clear"/>
+            <w:shd w:fill="E7E7E7" w:color="auto" w:val="clear"/>
             <w:tcMar>
               <w:top w:type="dxa" w:w="50"/>
               <w:left w:type="dxa" w:w="90"/>
@@ -7777,7 +7777,7 @@
               <w:bottom w:val="single" w:color="BBBBBB" w:sz="4"/>
               <w:right w:val="single" w:color="BBBBBB" w:sz="4"/>
             </w:tcBorders>
-            <w:shd w:fill="FFF1C2" w:color="auto" w:val="clear"/>
+            <w:shd w:fill="E7E7E7" w:color="auto" w:val="clear"/>
             <w:tcMar>
               <w:top w:type="dxa" w:w="50"/>
               <w:left w:type="dxa" w:w="90"/>
@@ -7862,7 +7862,7 @@
             <w:r>
               <w:rPr>
                 <w:rFonts w:ascii="Times New Roman" w:eastAsia="Microsoft JhengHei" w:hAnsi="Times New Roman"/>
-                <w:color w:val="B8442F"/>
+                <w:color w:val="000000"/>
               </w:rPr>
               <w:t xml:space="preserve">ㄒㄧㄢˋ</w:t>
             </w:r>
@@ -7916,7 +7916,7 @@
               <w:rPr>
                 <w:rFonts w:ascii="Times New Roman" w:eastAsia="Microsoft JhengHei" w:hAnsi="Times New Roman"/>
               </w:rPr>
-              <w:t xml:space="preserve">沉「陷」　「陷」入泥中</w:t>
+              <w:t xml:space="preserve">沉「陷」、「陷」入泥中</w:t>
             </w:r>
           </w:p>
         </w:tc>
@@ -8061,7 +8061,7 @@
             <w:r>
               <w:rPr>
                 <w:rFonts w:ascii="Times New Roman" w:eastAsia="Microsoft JhengHei" w:hAnsi="Times New Roman"/>
-                <w:color w:val="B8442F"/>
+                <w:color w:val="000000"/>
               </w:rPr>
               <w:t xml:space="preserve">ㄒㄧㄢˋ</w:t>
             </w:r>
@@ -8179,7 +8179,7 @@
             <w:r>
               <w:rPr>
                 <w:rFonts w:ascii="Times New Roman" w:eastAsia="Microsoft JhengHei" w:hAnsi="Times New Roman"/>
-                <w:color w:val="B8442F"/>
+                <w:color w:val="000000"/>
               </w:rPr>
               <w:t xml:space="preserve">ㄔㄢˇ</w:t>
             </w:r>
@@ -8250,7 +8250,7 @@
           <w:rFonts w:ascii="Times New Roman" w:eastAsia="Microsoft JhengHei" w:hAnsi="Times New Roman"/>
           <w:b/>
           <w:bCs/>
-          <w:color w:val="2F6F6A"/>
+          <w:color w:val="000000"/>
           <w:sz w:val="26"/>
           <w:szCs w:val="26"/>
         </w:rPr>
@@ -8288,7 +8288,7 @@
               <w:bottom w:val="single" w:color="BBBBBB" w:sz="4"/>
               <w:right w:val="single" w:color="BBBBBB" w:sz="4"/>
             </w:tcBorders>
-            <w:shd w:fill="FFF1C2" w:color="auto" w:val="clear"/>
+            <w:shd w:fill="E7E7E7" w:color="auto" w:val="clear"/>
             <w:tcMar>
               <w:top w:type="dxa" w:w="50"/>
               <w:left w:type="dxa" w:w="90"/>
@@ -8320,7 +8320,7 @@
               <w:bottom w:val="single" w:color="BBBBBB" w:sz="4"/>
               <w:right w:val="single" w:color="BBBBBB" w:sz="4"/>
             </w:tcBorders>
-            <w:shd w:fill="FFF1C2" w:color="auto" w:val="clear"/>
+            <w:shd w:fill="E7E7E7" w:color="auto" w:val="clear"/>
             <w:tcMar>
               <w:top w:type="dxa" w:w="50"/>
               <w:left w:type="dxa" w:w="90"/>
@@ -8352,7 +8352,7 @@
               <w:bottom w:val="single" w:color="BBBBBB" w:sz="4"/>
               <w:right w:val="single" w:color="BBBBBB" w:sz="4"/>
             </w:tcBorders>
-            <w:shd w:fill="FFF1C2" w:color="auto" w:val="clear"/>
+            <w:shd w:fill="E7E7E7" w:color="auto" w:val="clear"/>
             <w:tcMar>
               <w:top w:type="dxa" w:w="50"/>
               <w:left w:type="dxa" w:w="90"/>
@@ -8384,7 +8384,7 @@
               <w:bottom w:val="single" w:color="BBBBBB" w:sz="4"/>
               <w:right w:val="single" w:color="BBBBBB" w:sz="4"/>
             </w:tcBorders>
-            <w:shd w:fill="FFF1C2" w:color="auto" w:val="clear"/>
+            <w:shd w:fill="E7E7E7" w:color="auto" w:val="clear"/>
             <w:tcMar>
               <w:top w:type="dxa" w:w="50"/>
               <w:left w:type="dxa" w:w="90"/>
@@ -8469,7 +8469,7 @@
             <w:r>
               <w:rPr>
                 <w:rFonts w:ascii="Times New Roman" w:eastAsia="Microsoft JhengHei" w:hAnsi="Times New Roman"/>
-                <w:color w:val="B8442F"/>
+                <w:color w:val="000000"/>
               </w:rPr>
               <w:t xml:space="preserve"/>
             </w:r>

--- a/l06-xinqiu/xinqiu-handout.docx
+++ b/l06-xinqiu/xinqiu-handout.docx
@@ -515,6 +515,7 @@
           </w:tcPr>
           <w:p>
             <w:pPr>
+              <w:spacing w:before="0"/>
               <w:jc w:val="center"/>
             </w:pPr>
             <w:r>
@@ -547,6 +548,7 @@
           </w:tcPr>
           <w:p>
             <w:pPr>
+              <w:spacing w:before="0"/>
               <w:jc w:val="center"/>
             </w:pPr>
             <w:r>
@@ -579,6 +581,7 @@
           </w:tcPr>
           <w:p>
             <w:pPr>
+              <w:spacing w:before="0"/>
               <w:jc w:val="center"/>
             </w:pPr>
             <w:r>
@@ -611,6 +614,7 @@
           </w:tcPr>
           <w:p>
             <w:pPr>
+              <w:spacing w:before="0"/>
               <w:jc w:val="center"/>
             </w:pPr>
             <w:r>
@@ -648,6 +652,7 @@
           </w:tcPr>
           <w:p>
             <w:pPr>
+              <w:spacing w:before="0"/>
               <w:jc w:val="center"/>
             </w:pPr>
             <w:r>
@@ -680,6 +685,7 @@
           </w:tcPr>
           <w:p>
             <w:pPr>
+              <w:spacing w:before="0"/>
               <w:jc w:val="center"/>
             </w:pPr>
             <w:r>
@@ -709,6 +715,9 @@
             <w:vAlign w:val="center"/>
           </w:tcPr>
           <w:p>
+            <w:pPr>
+              <w:spacing w:before="0"/>
+            </w:pPr>
             <w:r>
               <w:rPr>
                 <w:rFonts w:ascii="Times New Roman" w:eastAsia="Microsoft JhengHei" w:hAnsi="Times New Roman"/>
@@ -735,6 +744,9 @@
             <w:vAlign w:val="center"/>
           </w:tcPr>
           <w:p>
+            <w:pPr>
+              <w:spacing w:before="0"/>
+            </w:pPr>
             <w:r>
               <w:rPr>
                 <w:rFonts w:ascii="Times New Roman" w:eastAsia="Microsoft JhengHei" w:hAnsi="Times New Roman"/>
@@ -790,6 +802,9 @@
             <w:vAlign w:val="center"/>
           </w:tcPr>
           <w:p>
+            <w:pPr>
+              <w:spacing w:before="0"/>
+            </w:pPr>
             <w:r>
               <w:rPr>
                 <w:rFonts w:ascii="Times New Roman" w:eastAsia="Microsoft JhengHei" w:hAnsi="Times New Roman"/>
@@ -816,6 +831,9 @@
             <w:vAlign w:val="center"/>
           </w:tcPr>
           <w:p>
+            <w:pPr>
+              <w:spacing w:before="0"/>
+            </w:pPr>
             <w:r>
               <w:rPr>
                 <w:rFonts w:ascii="Times New Roman" w:eastAsia="Microsoft JhengHei" w:hAnsi="Times New Roman"/>
@@ -886,6 +904,7 @@
           </w:tcPr>
           <w:p>
             <w:pPr>
+              <w:spacing w:before="0"/>
               <w:jc w:val="center"/>
             </w:pPr>
             <w:r>
@@ -918,6 +937,7 @@
           </w:tcPr>
           <w:p>
             <w:pPr>
+              <w:spacing w:before="0"/>
               <w:jc w:val="center"/>
             </w:pPr>
             <w:r>
@@ -950,6 +970,7 @@
           </w:tcPr>
           <w:p>
             <w:pPr>
+              <w:spacing w:before="0"/>
               <w:jc w:val="center"/>
             </w:pPr>
             <w:r>
@@ -982,6 +1003,7 @@
           </w:tcPr>
           <w:p>
             <w:pPr>
+              <w:spacing w:before="0"/>
               <w:jc w:val="center"/>
             </w:pPr>
             <w:r>
@@ -1019,6 +1041,7 @@
           </w:tcPr>
           <w:p>
             <w:pPr>
+              <w:spacing w:before="0"/>
               <w:jc w:val="center"/>
             </w:pPr>
             <w:r>
@@ -1051,6 +1074,7 @@
           </w:tcPr>
           <w:p>
             <w:pPr>
+              <w:spacing w:before="0"/>
               <w:jc w:val="center"/>
             </w:pPr>
             <w:r>
@@ -1080,6 +1104,9 @@
             <w:vAlign w:val="center"/>
           </w:tcPr>
           <w:p>
+            <w:pPr>
+              <w:spacing w:before="0"/>
+            </w:pPr>
             <w:r>
               <w:rPr>
                 <w:rFonts w:ascii="Times New Roman" w:eastAsia="Microsoft JhengHei" w:hAnsi="Times New Roman"/>
@@ -1106,6 +1133,9 @@
             <w:vAlign w:val="center"/>
           </w:tcPr>
           <w:p>
+            <w:pPr>
+              <w:spacing w:before="0"/>
+            </w:pPr>
             <w:r>
               <w:rPr>
                 <w:rFonts w:ascii="Times New Roman" w:eastAsia="Microsoft JhengHei" w:hAnsi="Times New Roman"/>
@@ -1161,6 +1191,9 @@
             <w:vAlign w:val="center"/>
           </w:tcPr>
           <w:p>
+            <w:pPr>
+              <w:spacing w:before="0"/>
+            </w:pPr>
             <w:r>
               <w:rPr>
                 <w:rFonts w:ascii="Times New Roman" w:eastAsia="Microsoft JhengHei" w:hAnsi="Times New Roman"/>
@@ -1187,6 +1220,9 @@
             <w:vAlign w:val="center"/>
           </w:tcPr>
           <w:p>
+            <w:pPr>
+              <w:spacing w:before="0"/>
+            </w:pPr>
             <w:r>
               <w:rPr>
                 <w:rFonts w:ascii="Times New Roman" w:eastAsia="Microsoft JhengHei" w:hAnsi="Times New Roman"/>
@@ -1242,6 +1278,9 @@
             <w:vAlign w:val="center"/>
           </w:tcPr>
           <w:p>
+            <w:pPr>
+              <w:spacing w:before="0"/>
+            </w:pPr>
             <w:r>
               <w:rPr>
                 <w:rFonts w:ascii="Times New Roman" w:eastAsia="Microsoft JhengHei" w:hAnsi="Times New Roman"/>
@@ -1268,6 +1307,9 @@
             <w:vAlign w:val="center"/>
           </w:tcPr>
           <w:p>
+            <w:pPr>
+              <w:spacing w:before="0"/>
+            </w:pPr>
             <w:r>
               <w:rPr>
                 <w:rFonts w:ascii="Times New Roman" w:eastAsia="Microsoft JhengHei" w:hAnsi="Times New Roman"/>
@@ -1300,6 +1342,7 @@
           </w:tcPr>
           <w:p>
             <w:pPr>
+              <w:spacing w:before="0"/>
               <w:jc w:val="center"/>
             </w:pPr>
             <w:r>
@@ -1331,6 +1374,7 @@
           </w:tcPr>
           <w:p>
             <w:pPr>
+              <w:spacing w:before="0"/>
               <w:jc w:val="center"/>
             </w:pPr>
             <w:r>
@@ -1360,6 +1404,9 @@
             <w:vAlign w:val="center"/>
           </w:tcPr>
           <w:p>
+            <w:pPr>
+              <w:spacing w:before="0"/>
+            </w:pPr>
             <w:r>
               <w:rPr>
                 <w:rFonts w:ascii="Times New Roman" w:eastAsia="Microsoft JhengHei" w:hAnsi="Times New Roman"/>
@@ -1386,6 +1433,9 @@
             <w:vAlign w:val="center"/>
           </w:tcPr>
           <w:p>
+            <w:pPr>
+              <w:spacing w:before="0"/>
+            </w:pPr>
             <w:r>
               <w:rPr>
                 <w:rFonts w:ascii="Times New Roman" w:eastAsia="Microsoft JhengHei" w:hAnsi="Times New Roman"/>
@@ -1419,6 +1469,7 @@
           </w:tcPr>
           <w:p>
             <w:pPr>
+              <w:spacing w:before="0"/>
               <w:jc w:val="center"/>
             </w:pPr>
             <w:r>
@@ -1451,6 +1502,7 @@
           </w:tcPr>
           <w:p>
             <w:pPr>
+              <w:spacing w:before="0"/>
               <w:jc w:val="center"/>
             </w:pPr>
             <w:r>
@@ -1480,6 +1532,9 @@
             <w:vAlign w:val="center"/>
           </w:tcPr>
           <w:p>
+            <w:pPr>
+              <w:spacing w:before="0"/>
+            </w:pPr>
             <w:r>
               <w:rPr>
                 <w:rFonts w:ascii="Times New Roman" w:eastAsia="Microsoft JhengHei" w:hAnsi="Times New Roman"/>
@@ -1506,6 +1561,9 @@
             <w:vAlign w:val="center"/>
           </w:tcPr>
           <w:p>
+            <w:pPr>
+              <w:spacing w:before="0"/>
+            </w:pPr>
             <w:r>
               <w:rPr>
                 <w:rFonts w:ascii="Times New Roman" w:eastAsia="Microsoft JhengHei" w:hAnsi="Times New Roman"/>
@@ -1561,6 +1619,9 @@
             <w:vAlign w:val="center"/>
           </w:tcPr>
           <w:p>
+            <w:pPr>
+              <w:spacing w:before="0"/>
+            </w:pPr>
             <w:r>
               <w:rPr>
                 <w:rFonts w:ascii="Times New Roman" w:eastAsia="Microsoft JhengHei" w:hAnsi="Times New Roman"/>
@@ -1587,6 +1648,9 @@
             <w:vAlign w:val="center"/>
           </w:tcPr>
           <w:p>
+            <w:pPr>
+              <w:spacing w:before="0"/>
+            </w:pPr>
             <w:r>
               <w:rPr>
                 <w:rFonts w:ascii="Times New Roman" w:eastAsia="Microsoft JhengHei" w:hAnsi="Times New Roman"/>
@@ -1620,6 +1684,7 @@
           </w:tcPr>
           <w:p>
             <w:pPr>
+              <w:spacing w:before="0"/>
               <w:jc w:val="center"/>
             </w:pPr>
             <w:r>
@@ -1652,6 +1717,7 @@
           </w:tcPr>
           <w:p>
             <w:pPr>
+              <w:spacing w:before="0"/>
               <w:jc w:val="center"/>
             </w:pPr>
             <w:r>
@@ -1681,6 +1747,9 @@
             <w:vAlign w:val="center"/>
           </w:tcPr>
           <w:p>
+            <w:pPr>
+              <w:spacing w:before="0"/>
+            </w:pPr>
             <w:r>
               <w:rPr>
                 <w:rFonts w:ascii="Times New Roman" w:eastAsia="Microsoft JhengHei" w:hAnsi="Times New Roman"/>
@@ -1707,6 +1776,9 @@
             <w:vAlign w:val="center"/>
           </w:tcPr>
           <w:p>
+            <w:pPr>
+              <w:spacing w:before="0"/>
+            </w:pPr>
             <w:r>
               <w:rPr>
                 <w:rFonts w:ascii="Times New Roman" w:eastAsia="Microsoft JhengHei" w:hAnsi="Times New Roman"/>
@@ -1762,6 +1834,9 @@
             <w:vAlign w:val="center"/>
           </w:tcPr>
           <w:p>
+            <w:pPr>
+              <w:spacing w:before="0"/>
+            </w:pPr>
             <w:r>
               <w:rPr>
                 <w:rFonts w:ascii="Times New Roman" w:eastAsia="Microsoft JhengHei" w:hAnsi="Times New Roman"/>
@@ -1788,6 +1863,9 @@
             <w:vAlign w:val="center"/>
           </w:tcPr>
           <w:p>
+            <w:pPr>
+              <w:spacing w:before="0"/>
+            </w:pPr>
             <w:r>
               <w:rPr>
                 <w:rFonts w:ascii="Times New Roman" w:eastAsia="Microsoft JhengHei" w:hAnsi="Times New Roman"/>
@@ -1843,6 +1921,9 @@
             <w:vAlign w:val="center"/>
           </w:tcPr>
           <w:p>
+            <w:pPr>
+              <w:spacing w:before="0"/>
+            </w:pPr>
             <w:r>
               <w:rPr>
                 <w:rFonts w:ascii="Times New Roman" w:eastAsia="Microsoft JhengHei" w:hAnsi="Times New Roman"/>
@@ -1869,6 +1950,9 @@
             <w:vAlign w:val="center"/>
           </w:tcPr>
           <w:p>
+            <w:pPr>
+              <w:spacing w:before="0"/>
+            </w:pPr>
             <w:r>
               <w:rPr>
                 <w:rFonts w:ascii="Times New Roman" w:eastAsia="Microsoft JhengHei" w:hAnsi="Times New Roman"/>
@@ -1924,6 +2008,9 @@
             <w:vAlign w:val="center"/>
           </w:tcPr>
           <w:p>
+            <w:pPr>
+              <w:spacing w:before="0"/>
+            </w:pPr>
             <w:r>
               <w:rPr>
                 <w:rFonts w:ascii="Times New Roman" w:eastAsia="Microsoft JhengHei" w:hAnsi="Times New Roman"/>
@@ -1950,6 +2037,9 @@
             <w:vAlign w:val="center"/>
           </w:tcPr>
           <w:p>
+            <w:pPr>
+              <w:spacing w:before="0"/>
+            </w:pPr>
             <w:r>
               <w:rPr>
                 <w:rFonts w:ascii="Times New Roman" w:eastAsia="Microsoft JhengHei" w:hAnsi="Times New Roman"/>
@@ -2005,6 +2095,9 @@
             <w:vAlign w:val="center"/>
           </w:tcPr>
           <w:p>
+            <w:pPr>
+              <w:spacing w:before="0"/>
+            </w:pPr>
             <w:r>
               <w:rPr>
                 <w:rFonts w:ascii="Times New Roman" w:eastAsia="Microsoft JhengHei" w:hAnsi="Times New Roman"/>
@@ -2031,6 +2124,9 @@
             <w:vAlign w:val="center"/>
           </w:tcPr>
           <w:p>
+            <w:pPr>
+              <w:spacing w:before="0"/>
+            </w:pPr>
             <w:r>
               <w:rPr>
                 <w:rFonts w:ascii="Times New Roman" w:eastAsia="Microsoft JhengHei" w:hAnsi="Times New Roman"/>
@@ -2101,6 +2197,7 @@
           </w:tcPr>
           <w:p>
             <w:pPr>
+              <w:spacing w:before="0"/>
               <w:jc w:val="center"/>
             </w:pPr>
             <w:r>
@@ -2133,6 +2230,7 @@
           </w:tcPr>
           <w:p>
             <w:pPr>
+              <w:spacing w:before="0"/>
               <w:jc w:val="center"/>
             </w:pPr>
             <w:r>
@@ -2165,6 +2263,7 @@
           </w:tcPr>
           <w:p>
             <w:pPr>
+              <w:spacing w:before="0"/>
               <w:jc w:val="center"/>
             </w:pPr>
             <w:r>
@@ -2197,6 +2296,7 @@
           </w:tcPr>
           <w:p>
             <w:pPr>
+              <w:spacing w:before="0"/>
               <w:jc w:val="center"/>
             </w:pPr>
             <w:r>
@@ -2233,6 +2333,7 @@
           </w:tcPr>
           <w:p>
             <w:pPr>
+              <w:spacing w:before="0"/>
               <w:jc w:val="center"/>
             </w:pPr>
             <w:r>
@@ -2264,6 +2365,7 @@
           </w:tcPr>
           <w:p>
             <w:pPr>
+              <w:spacing w:before="0"/>
               <w:jc w:val="center"/>
             </w:pPr>
             <w:r>
@@ -2293,6 +2395,9 @@
             <w:vAlign w:val="center"/>
           </w:tcPr>
           <w:p>
+            <w:pPr>
+              <w:spacing w:before="0"/>
+            </w:pPr>
             <w:r>
               <w:rPr>
                 <w:rFonts w:ascii="Times New Roman" w:eastAsia="Microsoft JhengHei" w:hAnsi="Times New Roman"/>
@@ -2319,6 +2424,9 @@
             <w:vAlign w:val="center"/>
           </w:tcPr>
           <w:p>
+            <w:pPr>
+              <w:spacing w:before="0"/>
+            </w:pPr>
             <w:r>
               <w:rPr>
                 <w:rFonts w:ascii="Times New Roman" w:eastAsia="Microsoft JhengHei" w:hAnsi="Times New Roman"/>
@@ -2352,6 +2460,7 @@
           </w:tcPr>
           <w:p>
             <w:pPr>
+              <w:spacing w:before="0"/>
               <w:jc w:val="center"/>
             </w:pPr>
             <w:r>
@@ -2384,6 +2493,7 @@
           </w:tcPr>
           <w:p>
             <w:pPr>
+              <w:spacing w:before="0"/>
               <w:jc w:val="center"/>
             </w:pPr>
             <w:r>
@@ -2413,6 +2523,9 @@
             <w:vAlign w:val="center"/>
           </w:tcPr>
           <w:p>
+            <w:pPr>
+              <w:spacing w:before="0"/>
+            </w:pPr>
             <w:r>
               <w:rPr>
                 <w:rFonts w:ascii="Times New Roman" w:eastAsia="Microsoft JhengHei" w:hAnsi="Times New Roman"/>
@@ -2439,6 +2552,9 @@
             <w:vAlign w:val="center"/>
           </w:tcPr>
           <w:p>
+            <w:pPr>
+              <w:spacing w:before="0"/>
+            </w:pPr>
             <w:r>
               <w:rPr>
                 <w:rFonts w:ascii="Times New Roman" w:eastAsia="Microsoft JhengHei" w:hAnsi="Times New Roman"/>
@@ -2494,6 +2610,9 @@
             <w:vAlign w:val="center"/>
           </w:tcPr>
           <w:p>
+            <w:pPr>
+              <w:spacing w:before="0"/>
+            </w:pPr>
             <w:r>
               <w:rPr>
                 <w:rFonts w:ascii="Times New Roman" w:eastAsia="Microsoft JhengHei" w:hAnsi="Times New Roman"/>
@@ -2520,6 +2639,9 @@
             <w:vAlign w:val="center"/>
           </w:tcPr>
           <w:p>
+            <w:pPr>
+              <w:spacing w:before="0"/>
+            </w:pPr>
             <w:r>
               <w:rPr>
                 <w:rFonts w:ascii="Times New Roman" w:eastAsia="Microsoft JhengHei" w:hAnsi="Times New Roman"/>
@@ -2575,6 +2697,9 @@
             <w:vAlign w:val="center"/>
           </w:tcPr>
           <w:p>
+            <w:pPr>
+              <w:spacing w:before="0"/>
+            </w:pPr>
             <w:r>
               <w:rPr>
                 <w:rFonts w:ascii="Times New Roman" w:eastAsia="Microsoft JhengHei" w:hAnsi="Times New Roman"/>
@@ -2601,6 +2726,9 @@
             <w:vAlign w:val="center"/>
           </w:tcPr>
           <w:p>
+            <w:pPr>
+              <w:spacing w:before="0"/>
+            </w:pPr>
             <w:r>
               <w:rPr>
                 <w:rFonts w:ascii="Times New Roman" w:eastAsia="Microsoft JhengHei" w:hAnsi="Times New Roman"/>
@@ -2671,6 +2799,7 @@
           </w:tcPr>
           <w:p>
             <w:pPr>
+              <w:spacing w:before="0"/>
               <w:jc w:val="center"/>
             </w:pPr>
             <w:r>
@@ -2703,6 +2832,7 @@
           </w:tcPr>
           <w:p>
             <w:pPr>
+              <w:spacing w:before="0"/>
               <w:jc w:val="center"/>
             </w:pPr>
             <w:r>
@@ -2735,6 +2865,7 @@
           </w:tcPr>
           <w:p>
             <w:pPr>
+              <w:spacing w:before="0"/>
               <w:jc w:val="center"/>
             </w:pPr>
             <w:r>
@@ -2767,6 +2898,7 @@
           </w:tcPr>
           <w:p>
             <w:pPr>
+              <w:spacing w:before="0"/>
               <w:jc w:val="center"/>
             </w:pPr>
             <w:r>
@@ -2803,6 +2935,7 @@
           </w:tcPr>
           <w:p>
             <w:pPr>
+              <w:spacing w:before="0"/>
               <w:jc w:val="center"/>
             </w:pPr>
             <w:r>
@@ -2834,6 +2967,7 @@
           </w:tcPr>
           <w:p>
             <w:pPr>
+              <w:spacing w:before="0"/>
               <w:jc w:val="center"/>
             </w:pPr>
             <w:r>
@@ -2863,6 +2997,9 @@
             <w:vAlign w:val="center"/>
           </w:tcPr>
           <w:p>
+            <w:pPr>
+              <w:spacing w:before="0"/>
+            </w:pPr>
             <w:r>
               <w:rPr>
                 <w:rFonts w:ascii="Times New Roman" w:eastAsia="Microsoft JhengHei" w:hAnsi="Times New Roman"/>
@@ -2889,6 +3026,9 @@
             <w:vAlign w:val="center"/>
           </w:tcPr>
           <w:p>
+            <w:pPr>
+              <w:spacing w:before="0"/>
+            </w:pPr>
             <w:r>
               <w:rPr>
                 <w:rFonts w:ascii="Times New Roman" w:eastAsia="Microsoft JhengHei" w:hAnsi="Times New Roman"/>
@@ -2905,23 +3045,23 @@
         <w:tc>
           <w:tcPr>
             <w:tcW w:type="dxa" w:w="900"/>
-            <w:vMerge w:val="restart"/>
-            <w:tcBorders>
-              <w:top w:val="single" w:color="BBBBBB" w:sz="4"/>
-              <w:left w:val="single" w:color="BBBBBB" w:sz="4"/>
-              <w:bottom w:val="single" w:color="BBBBBB" w:sz="4"/>
-              <w:right w:val="single" w:color="BBBBBB" w:sz="4"/>
-            </w:tcBorders>
-            <w:tcMar>
-              <w:top w:type="dxa" w:w="50"/>
-              <w:left w:type="dxa" w:w="90"/>
-              <w:bottom w:type="dxa" w:w="50"/>
-              <w:right w:type="dxa" w:w="90"/>
-            </w:tcMar>
-            <w:vAlign w:val="center"/>
-          </w:tcPr>
-          <w:p>
-            <w:pPr>
+            <w:tcBorders>
+              <w:top w:val="single" w:color="BBBBBB" w:sz="4"/>
+              <w:left w:val="single" w:color="BBBBBB" w:sz="4"/>
+              <w:bottom w:val="single" w:color="BBBBBB" w:sz="4"/>
+              <w:right w:val="single" w:color="BBBBBB" w:sz="4"/>
+            </w:tcBorders>
+            <w:tcMar>
+              <w:top w:type="dxa" w:w="50"/>
+              <w:left w:type="dxa" w:w="90"/>
+              <w:bottom w:type="dxa" w:w="50"/>
+              <w:right w:type="dxa" w:w="90"/>
+            </w:tcMar>
+            <w:vAlign w:val="center"/>
+          </w:tcPr>
+          <w:p>
+            <w:pPr>
+              <w:spacing w:before="0"/>
               <w:jc w:val="center"/>
             </w:pPr>
             <w:r>
@@ -2937,23 +3077,23 @@
         <w:tc>
           <w:tcPr>
             <w:tcW w:type="dxa" w:w="1100"/>
-            <w:vMerge w:val="restart"/>
-            <w:tcBorders>
-              <w:top w:val="single" w:color="BBBBBB" w:sz="4"/>
-              <w:left w:val="single" w:color="BBBBBB" w:sz="4"/>
-              <w:bottom w:val="single" w:color="BBBBBB" w:sz="4"/>
-              <w:right w:val="single" w:color="BBBBBB" w:sz="4"/>
-            </w:tcBorders>
-            <w:tcMar>
-              <w:top w:type="dxa" w:w="50"/>
-              <w:left w:type="dxa" w:w="90"/>
-              <w:bottom w:type="dxa" w:w="50"/>
-              <w:right w:type="dxa" w:w="90"/>
-            </w:tcMar>
-            <w:vAlign w:val="center"/>
-          </w:tcPr>
-          <w:p>
-            <w:pPr>
+            <w:tcBorders>
+              <w:top w:val="single" w:color="BBBBBB" w:sz="4"/>
+              <w:left w:val="single" w:color="BBBBBB" w:sz="4"/>
+              <w:bottom w:val="single" w:color="BBBBBB" w:sz="4"/>
+              <w:right w:val="single" w:color="BBBBBB" w:sz="4"/>
+            </w:tcBorders>
+            <w:tcMar>
+              <w:top w:type="dxa" w:w="50"/>
+              <w:left w:type="dxa" w:w="90"/>
+              <w:bottom w:type="dxa" w:w="50"/>
+              <w:right w:type="dxa" w:w="90"/>
+            </w:tcMar>
+            <w:vAlign w:val="center"/>
+          </w:tcPr>
+          <w:p>
+            <w:pPr>
+              <w:spacing w:before="0"/>
               <w:jc w:val="center"/>
             </w:pPr>
             <w:r>
@@ -2983,6 +3123,9 @@
             <w:vAlign w:val="center"/>
           </w:tcPr>
           <w:p>
+            <w:pPr>
+              <w:spacing w:before="0"/>
+            </w:pPr>
             <w:r>
               <w:rPr>
                 <w:rFonts w:ascii="Times New Roman" w:eastAsia="Microsoft JhengHei" w:hAnsi="Times New Roman"/>
@@ -2990,6 +3133,19 @@
               <w:t xml:space="preserve">水乾竭、乾枯，形</w:t>
             </w:r>
           </w:p>
+          <w:p>
+            <w:pPr>
+              <w:spacing w:before="60"/>
+            </w:pPr>
+            <w:r>
+              <w:rPr>
+                <w:rFonts w:ascii="Times New Roman" w:eastAsia="Microsoft JhengHei" w:hAnsi="Times New Roman"/>
+                <w:sz w:val="20"/>
+                <w:szCs w:val="20"/>
+              </w:rPr>
+              <w:t xml:space="preserve">補充「涸轍之鮒」：轍，車輪輾地所留下的痕跡；鮒，鯽魚。在乾枯車轍中的鯽魚，所需要的只是斗升的水，如果拖延時間遠去西江取水，則不過是空口白話，無法解決問題。後比喻陷處困境，急需救援的人或物</w:t>
+            </w:r>
+          </w:p>
         </w:tc>
         <w:tc>
           <w:tcPr>
@@ -3009,11 +3165,14 @@
             <w:vAlign w:val="center"/>
           </w:tcPr>
           <w:p>
-            <w:r>
-              <w:rPr>
-                <w:rFonts w:ascii="Times New Roman" w:eastAsia="Microsoft JhengHei" w:hAnsi="Times New Roman"/>
-              </w:rPr>
-              <w:t xml:space="preserve">乾「涸」</w:t>
+            <w:pPr>
+              <w:spacing w:before="0"/>
+            </w:pPr>
+            <w:r>
+              <w:rPr>
+                <w:rFonts w:ascii="Times New Roman" w:eastAsia="Microsoft JhengHei" w:hAnsi="Times New Roman"/>
+              </w:rPr>
+              <w:t xml:space="preserve">乾「涸」、「涸」轍之鮒</w:t>
             </w:r>
           </w:p>
         </w:tc>
@@ -3024,27 +3183,66 @@
         </w:trPr>
         <w:tc>
           <w:tcPr>
-            <w:vMerge w:val="continue"/>
-            <w:tcBorders>
-              <w:top w:val="single" w:color="BBBBBB" w:sz="4"/>
-              <w:left w:val="single" w:color="BBBBBB" w:sz="4"/>
-              <w:bottom w:val="single" w:color="BBBBBB" w:sz="4"/>
-              <w:right w:val="single" w:color="BBBBBB" w:sz="4"/>
-            </w:tcBorders>
-          </w:tcPr>
-          <w:p/>
-        </w:tc>
-        <w:tc>
-          <w:tcPr>
-            <w:vMerge w:val="continue"/>
-            <w:tcBorders>
-              <w:top w:val="single" w:color="BBBBBB" w:sz="4"/>
-              <w:left w:val="single" w:color="BBBBBB" w:sz="4"/>
-              <w:bottom w:val="single" w:color="BBBBBB" w:sz="4"/>
-              <w:right w:val="single" w:color="BBBBBB" w:sz="4"/>
-            </w:tcBorders>
-          </w:tcPr>
-          <w:p/>
+            <w:tcW w:type="dxa" w:w="900"/>
+            <w:tcBorders>
+              <w:top w:val="single" w:color="BBBBBB" w:sz="4"/>
+              <w:left w:val="single" w:color="BBBBBB" w:sz="4"/>
+              <w:bottom w:val="single" w:color="BBBBBB" w:sz="4"/>
+              <w:right w:val="single" w:color="BBBBBB" w:sz="4"/>
+            </w:tcBorders>
+            <w:tcMar>
+              <w:top w:type="dxa" w:w="50"/>
+              <w:left w:type="dxa" w:w="90"/>
+              <w:bottom w:type="dxa" w:w="50"/>
+              <w:right w:type="dxa" w:w="90"/>
+            </w:tcMar>
+            <w:vAlign w:val="center"/>
+          </w:tcPr>
+          <w:p>
+            <w:pPr>
+              <w:spacing w:before="0"/>
+              <w:jc w:val="center"/>
+            </w:pPr>
+            <w:r>
+              <w:rPr>
+                <w:rFonts w:ascii="Times New Roman" w:eastAsia="Microsoft JhengHei" w:hAnsi="Times New Roman"/>
+                <w:sz w:val="40"/>
+                <w:szCs w:val="40"/>
+              </w:rPr>
+              <w:t xml:space="preserve">箇</w:t>
+            </w:r>
+          </w:p>
+        </w:tc>
+        <w:tc>
+          <w:tcPr>
+            <w:tcW w:type="dxa" w:w="1100"/>
+            <w:tcBorders>
+              <w:top w:val="single" w:color="BBBBBB" w:sz="4"/>
+              <w:left w:val="single" w:color="BBBBBB" w:sz="4"/>
+              <w:bottom w:val="single" w:color="BBBBBB" w:sz="4"/>
+              <w:right w:val="single" w:color="BBBBBB" w:sz="4"/>
+            </w:tcBorders>
+            <w:tcMar>
+              <w:top w:type="dxa" w:w="50"/>
+              <w:left w:type="dxa" w:w="90"/>
+              <w:bottom w:type="dxa" w:w="50"/>
+              <w:right w:type="dxa" w:w="90"/>
+            </w:tcMar>
+            <w:vAlign w:val="center"/>
+          </w:tcPr>
+          <w:p>
+            <w:pPr>
+              <w:spacing w:before="0"/>
+              <w:jc w:val="center"/>
+            </w:pPr>
+            <w:r>
+              <w:rPr>
+                <w:rFonts w:ascii="Times New Roman" w:eastAsia="Microsoft JhengHei" w:hAnsi="Times New Roman"/>
+                <w:color w:val="000000"/>
+              </w:rPr>
+              <w:t xml:space="preserve">ㄍㄜˋ</w:t>
+            </w:r>
+          </w:p>
         </w:tc>
         <w:tc>
           <w:tcPr>
@@ -3064,11 +3262,27 @@
             <w:vAlign w:val="center"/>
           </w:tcPr>
           <w:p>
-            <w:r>
-              <w:rPr>
-                <w:rFonts w:ascii="Times New Roman" w:eastAsia="Microsoft JhengHei" w:hAnsi="Times New Roman"/>
-              </w:rPr>
-              <w:t xml:space="preserve">比喻陷處困境、急需救援的人或物</w:t>
+            <w:pPr>
+              <w:spacing w:before="0"/>
+            </w:pPr>
+            <w:r>
+              <w:rPr>
+                <w:rFonts w:ascii="Times New Roman" w:eastAsia="Microsoft JhengHei" w:hAnsi="Times New Roman"/>
+              </w:rPr>
+              <w:t xml:space="preserve">此、其，代</w:t>
+            </w:r>
+          </w:p>
+          <w:p>
+            <w:pPr>
+              <w:spacing w:before="60"/>
+            </w:pPr>
+            <w:r>
+              <w:rPr>
+                <w:rFonts w:ascii="Times New Roman" w:eastAsia="Microsoft JhengHei" w:hAnsi="Times New Roman"/>
+                <w:sz w:val="20"/>
+                <w:szCs w:val="20"/>
+              </w:rPr>
+              <w:t xml:space="preserve">補充「箇中滋味」：其中的滋味。也作「個」中滋味</w:t>
             </w:r>
           </w:p>
         </w:tc>
@@ -3090,11 +3304,14 @@
             <w:vAlign w:val="center"/>
           </w:tcPr>
           <w:p>
-            <w:r>
-              <w:rPr>
-                <w:rFonts w:ascii="Times New Roman" w:eastAsia="Microsoft JhengHei" w:hAnsi="Times New Roman"/>
-              </w:rPr>
-              <w:t xml:space="preserve">「涸」轍之鮒</w:t>
+            <w:pPr>
+              <w:spacing w:before="0"/>
+            </w:pPr>
+            <w:r>
+              <w:rPr>
+                <w:rFonts w:ascii="Times New Roman" w:eastAsia="Microsoft JhengHei" w:hAnsi="Times New Roman"/>
+              </w:rPr>
+              <w:t xml:space="preserve">「箇」中滋味</w:t>
             </w:r>
           </w:p>
         </w:tc>
@@ -3122,6 +3339,7 @@
           </w:tcPr>
           <w:p>
             <w:pPr>
+              <w:spacing w:before="0"/>
               <w:jc w:val="center"/>
             </w:pPr>
             <w:r>
@@ -3130,7 +3348,7 @@
                 <w:sz w:val="40"/>
                 <w:szCs w:val="40"/>
               </w:rPr>
-              <w:t xml:space="preserve">箇</w:t>
+              <w:t xml:space="preserve">痼</w:t>
             </w:r>
           </w:p>
         </w:tc>
@@ -3153,6 +3371,7 @@
           </w:tcPr>
           <w:p>
             <w:pPr>
+              <w:spacing w:before="0"/>
               <w:jc w:val="center"/>
             </w:pPr>
             <w:r>
@@ -3160,7 +3379,7 @@
                 <w:rFonts w:ascii="Times New Roman" w:eastAsia="Microsoft JhengHei" w:hAnsi="Times New Roman"/>
                 <w:color w:val="000000"/>
               </w:rPr>
-              <w:t xml:space="preserve">ㄍㄜˋ</w:t>
+              <w:t xml:space="preserve">ㄍㄨˋ</w:t>
             </w:r>
           </w:p>
         </w:tc>
@@ -3182,11 +3401,14 @@
             <w:vAlign w:val="center"/>
           </w:tcPr>
           <w:p>
-            <w:r>
-              <w:rPr>
-                <w:rFonts w:ascii="Times New Roman" w:eastAsia="Microsoft JhengHei" w:hAnsi="Times New Roman"/>
-              </w:rPr>
-              <w:t xml:space="preserve">此、其，代（也作「個」中滋味）</w:t>
+            <w:pPr>
+              <w:spacing w:before="0"/>
+            </w:pPr>
+            <w:r>
+              <w:rPr>
+                <w:rFonts w:ascii="Times New Roman" w:eastAsia="Microsoft JhengHei" w:hAnsi="Times New Roman"/>
+              </w:rPr>
+              <w:t xml:space="preserve">根深蒂固，難以治療矯正的，形</w:t>
             </w:r>
           </w:p>
         </w:tc>
@@ -3208,124 +3430,9 @@
             <w:vAlign w:val="center"/>
           </w:tcPr>
           <w:p>
-            <w:r>
-              <w:rPr>
-                <w:rFonts w:ascii="Times New Roman" w:eastAsia="Microsoft JhengHei" w:hAnsi="Times New Roman"/>
-              </w:rPr>
-              <w:t xml:space="preserve">「箇」中滋味</w:t>
-            </w:r>
-          </w:p>
-        </w:tc>
-      </w:tr>
-      <w:tr>
-        <w:trPr>
-          <w:cantSplit/>
-        </w:trPr>
-        <w:tc>
-          <w:tcPr>
-            <w:tcW w:type="dxa" w:w="900"/>
-            <w:tcBorders>
-              <w:top w:val="single" w:color="BBBBBB" w:sz="4"/>
-              <w:left w:val="single" w:color="BBBBBB" w:sz="4"/>
-              <w:bottom w:val="single" w:color="BBBBBB" w:sz="4"/>
-              <w:right w:val="single" w:color="BBBBBB" w:sz="4"/>
-            </w:tcBorders>
-            <w:tcMar>
-              <w:top w:type="dxa" w:w="50"/>
-              <w:left w:type="dxa" w:w="90"/>
-              <w:bottom w:type="dxa" w:w="50"/>
-              <w:right w:type="dxa" w:w="90"/>
-            </w:tcMar>
-            <w:vAlign w:val="center"/>
-          </w:tcPr>
-          <w:p>
-            <w:pPr>
-              <w:jc w:val="center"/>
-            </w:pPr>
-            <w:r>
-              <w:rPr>
-                <w:rFonts w:ascii="Times New Roman" w:eastAsia="Microsoft JhengHei" w:hAnsi="Times New Roman"/>
-                <w:sz w:val="40"/>
-                <w:szCs w:val="40"/>
-              </w:rPr>
-              <w:t xml:space="preserve">痼</w:t>
-            </w:r>
-          </w:p>
-        </w:tc>
-        <w:tc>
-          <w:tcPr>
-            <w:tcW w:type="dxa" w:w="1100"/>
-            <w:tcBorders>
-              <w:top w:val="single" w:color="BBBBBB" w:sz="4"/>
-              <w:left w:val="single" w:color="BBBBBB" w:sz="4"/>
-              <w:bottom w:val="single" w:color="BBBBBB" w:sz="4"/>
-              <w:right w:val="single" w:color="BBBBBB" w:sz="4"/>
-            </w:tcBorders>
-            <w:tcMar>
-              <w:top w:type="dxa" w:w="50"/>
-              <w:left w:type="dxa" w:w="90"/>
-              <w:bottom w:type="dxa" w:w="50"/>
-              <w:right w:type="dxa" w:w="90"/>
-            </w:tcMar>
-            <w:vAlign w:val="center"/>
-          </w:tcPr>
-          <w:p>
-            <w:pPr>
-              <w:jc w:val="center"/>
-            </w:pPr>
-            <w:r>
-              <w:rPr>
-                <w:rFonts w:ascii="Times New Roman" w:eastAsia="Microsoft JhengHei" w:hAnsi="Times New Roman"/>
-                <w:color w:val="000000"/>
-              </w:rPr>
-              <w:t xml:space="preserve">ㄍㄨˋ</w:t>
-            </w:r>
-          </w:p>
-        </w:tc>
-        <w:tc>
-          <w:tcPr>
-            <w:tcW w:type="dxa" w:w="3600"/>
-            <w:tcBorders>
-              <w:top w:val="single" w:color="BBBBBB" w:sz="4"/>
-              <w:left w:val="single" w:color="BBBBBB" w:sz="4"/>
-              <w:bottom w:val="single" w:color="BBBBBB" w:sz="4"/>
-              <w:right w:val="single" w:color="BBBBBB" w:sz="4"/>
-            </w:tcBorders>
-            <w:tcMar>
-              <w:top w:type="dxa" w:w="50"/>
-              <w:left w:type="dxa" w:w="90"/>
-              <w:bottom w:type="dxa" w:w="50"/>
-              <w:right w:type="dxa" w:w="90"/>
-            </w:tcMar>
-            <w:vAlign w:val="center"/>
-          </w:tcPr>
-          <w:p>
-            <w:r>
-              <w:rPr>
-                <w:rFonts w:ascii="Times New Roman" w:eastAsia="Microsoft JhengHei" w:hAnsi="Times New Roman"/>
-              </w:rPr>
-              <w:t xml:space="preserve">根深蒂固，難以治療矯正的，形</w:t>
-            </w:r>
-          </w:p>
-        </w:tc>
-        <w:tc>
-          <w:tcPr>
-            <w:tcW w:type="dxa" w:w="4306"/>
-            <w:tcBorders>
-              <w:top w:val="single" w:color="BBBBBB" w:sz="4"/>
-              <w:left w:val="single" w:color="BBBBBB" w:sz="4"/>
-              <w:bottom w:val="single" w:color="BBBBBB" w:sz="4"/>
-              <w:right w:val="single" w:color="BBBBBB" w:sz="4"/>
-            </w:tcBorders>
-            <w:tcMar>
-              <w:top w:type="dxa" w:w="50"/>
-              <w:left w:type="dxa" w:w="90"/>
-              <w:bottom w:type="dxa" w:w="50"/>
-              <w:right w:type="dxa" w:w="90"/>
-            </w:tcMar>
-            <w:vAlign w:val="center"/>
-          </w:tcPr>
-          <w:p>
+            <w:pPr>
+              <w:spacing w:before="0"/>
+            </w:pPr>
             <w:r>
               <w:rPr>
                 <w:rFonts w:ascii="Times New Roman" w:eastAsia="Microsoft JhengHei" w:hAnsi="Times New Roman"/>
@@ -3396,6 +3503,7 @@
           </w:tcPr>
           <w:p>
             <w:pPr>
+              <w:spacing w:before="0"/>
               <w:jc w:val="center"/>
             </w:pPr>
             <w:r>
@@ -3428,6 +3536,7 @@
           </w:tcPr>
           <w:p>
             <w:pPr>
+              <w:spacing w:before="0"/>
               <w:jc w:val="center"/>
             </w:pPr>
             <w:r>
@@ -3460,6 +3569,7 @@
           </w:tcPr>
           <w:p>
             <w:pPr>
+              <w:spacing w:before="0"/>
               <w:jc w:val="center"/>
             </w:pPr>
             <w:r>
@@ -3492,6 +3602,7 @@
           </w:tcPr>
           <w:p>
             <w:pPr>
+              <w:spacing w:before="0"/>
               <w:jc w:val="center"/>
             </w:pPr>
             <w:r>
@@ -3528,6 +3639,7 @@
           </w:tcPr>
           <w:p>
             <w:pPr>
+              <w:spacing w:before="0"/>
               <w:jc w:val="center"/>
             </w:pPr>
             <w:r>
@@ -3559,6 +3671,7 @@
           </w:tcPr>
           <w:p>
             <w:pPr>
+              <w:spacing w:before="0"/>
               <w:jc w:val="center"/>
             </w:pPr>
             <w:r>
@@ -3588,6 +3701,9 @@
             <w:vAlign w:val="center"/>
           </w:tcPr>
           <w:p>
+            <w:pPr>
+              <w:spacing w:before="0"/>
+            </w:pPr>
             <w:r>
               <w:rPr>
                 <w:rFonts w:ascii="Times New Roman" w:eastAsia="Microsoft JhengHei" w:hAnsi="Times New Roman"/>
@@ -3614,6 +3730,9 @@
             <w:vAlign w:val="center"/>
           </w:tcPr>
           <w:p>
+            <w:pPr>
+              <w:spacing w:before="0"/>
+            </w:pPr>
             <w:r>
               <w:rPr>
                 <w:rFonts w:ascii="Times New Roman" w:eastAsia="Microsoft JhengHei" w:hAnsi="Times New Roman"/>
@@ -3646,6 +3765,7 @@
           </w:tcPr>
           <w:p>
             <w:pPr>
+              <w:spacing w:before="0"/>
               <w:jc w:val="center"/>
             </w:pPr>
             <w:r>
@@ -3677,6 +3797,7 @@
           </w:tcPr>
           <w:p>
             <w:pPr>
+              <w:spacing w:before="0"/>
               <w:jc w:val="center"/>
             </w:pPr>
             <w:r>
@@ -3706,6 +3827,9 @@
             <w:vAlign w:val="center"/>
           </w:tcPr>
           <w:p>
+            <w:pPr>
+              <w:spacing w:before="0"/>
+            </w:pPr>
             <w:r>
               <w:rPr>
                 <w:rFonts w:ascii="Times New Roman" w:eastAsia="Microsoft JhengHei" w:hAnsi="Times New Roman"/>
@@ -3732,6 +3856,9 @@
             <w:vAlign w:val="center"/>
           </w:tcPr>
           <w:p>
+            <w:pPr>
+              <w:spacing w:before="0"/>
+            </w:pPr>
             <w:r>
               <w:rPr>
                 <w:rFonts w:ascii="Times New Roman" w:eastAsia="Microsoft JhengHei" w:hAnsi="Times New Roman"/>
@@ -3764,6 +3891,7 @@
           </w:tcPr>
           <w:p>
             <w:pPr>
+              <w:spacing w:before="0"/>
               <w:jc w:val="center"/>
             </w:pPr>
             <w:r>
@@ -3795,6 +3923,7 @@
           </w:tcPr>
           <w:p>
             <w:pPr>
+              <w:spacing w:before="0"/>
               <w:jc w:val="center"/>
             </w:pPr>
             <w:r>
@@ -3824,6 +3953,9 @@
             <w:vAlign w:val="center"/>
           </w:tcPr>
           <w:p>
+            <w:pPr>
+              <w:spacing w:before="0"/>
+            </w:pPr>
             <w:r>
               <w:rPr>
                 <w:rFonts w:ascii="Times New Roman" w:eastAsia="Microsoft JhengHei" w:hAnsi="Times New Roman"/>
@@ -3850,6 +3982,9 @@
             <w:vAlign w:val="center"/>
           </w:tcPr>
           <w:p>
+            <w:pPr>
+              <w:spacing w:before="0"/>
+            </w:pPr>
             <w:r>
               <w:rPr>
                 <w:rFonts w:ascii="Times New Roman" w:eastAsia="Microsoft JhengHei" w:hAnsi="Times New Roman"/>
@@ -3883,6 +4018,7 @@
           </w:tcPr>
           <w:p>
             <w:pPr>
+              <w:spacing w:before="0"/>
               <w:jc w:val="center"/>
             </w:pPr>
             <w:r>
@@ -3915,6 +4051,7 @@
           </w:tcPr>
           <w:p>
             <w:pPr>
+              <w:spacing w:before="0"/>
               <w:jc w:val="center"/>
             </w:pPr>
             <w:r>
@@ -3944,6 +4081,9 @@
             <w:vAlign w:val="center"/>
           </w:tcPr>
           <w:p>
+            <w:pPr>
+              <w:spacing w:before="0"/>
+            </w:pPr>
             <w:r>
               <w:rPr>
                 <w:rFonts w:ascii="Times New Roman" w:eastAsia="Microsoft JhengHei" w:hAnsi="Times New Roman"/>
@@ -3970,6 +4110,9 @@
             <w:vAlign w:val="center"/>
           </w:tcPr>
           <w:p>
+            <w:pPr>
+              <w:spacing w:before="0"/>
+            </w:pPr>
             <w:r>
               <w:rPr>
                 <w:rFonts w:ascii="Times New Roman" w:eastAsia="Microsoft JhengHei" w:hAnsi="Times New Roman"/>
@@ -4025,6 +4168,9 @@
             <w:vAlign w:val="center"/>
           </w:tcPr>
           <w:p>
+            <w:pPr>
+              <w:spacing w:before="0"/>
+            </w:pPr>
             <w:r>
               <w:rPr>
                 <w:rFonts w:ascii="Times New Roman" w:eastAsia="Microsoft JhengHei" w:hAnsi="Times New Roman"/>
@@ -4051,6 +4197,9 @@
             <w:vAlign w:val="center"/>
           </w:tcPr>
           <w:p>
+            <w:pPr>
+              <w:spacing w:before="0"/>
+            </w:pPr>
             <w:r>
               <w:rPr>
                 <w:rFonts w:ascii="Times New Roman" w:eastAsia="Microsoft JhengHei" w:hAnsi="Times New Roman"/>
@@ -4083,6 +4232,7 @@
           </w:tcPr>
           <w:p>
             <w:pPr>
+              <w:spacing w:before="0"/>
               <w:jc w:val="center"/>
             </w:pPr>
             <w:r>
@@ -4114,6 +4264,7 @@
           </w:tcPr>
           <w:p>
             <w:pPr>
+              <w:spacing w:before="0"/>
               <w:jc w:val="center"/>
             </w:pPr>
             <w:r>
@@ -4143,6 +4294,9 @@
             <w:vAlign w:val="center"/>
           </w:tcPr>
           <w:p>
+            <w:pPr>
+              <w:spacing w:before="0"/>
+            </w:pPr>
             <w:r>
               <w:rPr>
                 <w:rFonts w:ascii="Times New Roman" w:eastAsia="Microsoft JhengHei" w:hAnsi="Times New Roman"/>
@@ -4169,6 +4323,9 @@
             <w:vAlign w:val="center"/>
           </w:tcPr>
           <w:p>
+            <w:pPr>
+              <w:spacing w:before="0"/>
+            </w:pPr>
             <w:r>
               <w:rPr>
                 <w:rFonts w:ascii="Times New Roman" w:eastAsia="Microsoft JhengHei" w:hAnsi="Times New Roman"/>
@@ -4202,6 +4359,7 @@
           </w:tcPr>
           <w:p>
             <w:pPr>
+              <w:spacing w:before="0"/>
               <w:jc w:val="center"/>
             </w:pPr>
             <w:r>
@@ -4234,6 +4392,7 @@
           </w:tcPr>
           <w:p>
             <w:pPr>
+              <w:spacing w:before="0"/>
               <w:jc w:val="center"/>
             </w:pPr>
             <w:r>
@@ -4263,6 +4422,9 @@
             <w:vAlign w:val="center"/>
           </w:tcPr>
           <w:p>
+            <w:pPr>
+              <w:spacing w:before="0"/>
+            </w:pPr>
             <w:r>
               <w:rPr>
                 <w:rFonts w:ascii="Times New Roman" w:eastAsia="Microsoft JhengHei" w:hAnsi="Times New Roman"/>
@@ -4289,6 +4451,9 @@
             <w:vAlign w:val="center"/>
           </w:tcPr>
           <w:p>
+            <w:pPr>
+              <w:spacing w:before="0"/>
+            </w:pPr>
             <w:r>
               <w:rPr>
                 <w:rFonts w:ascii="Times New Roman" w:eastAsia="Microsoft JhengHei" w:hAnsi="Times New Roman"/>
@@ -4344,6 +4509,9 @@
             <w:vAlign w:val="center"/>
           </w:tcPr>
           <w:p>
+            <w:pPr>
+              <w:spacing w:before="0"/>
+            </w:pPr>
             <w:r>
               <w:rPr>
                 <w:rFonts w:ascii="Times New Roman" w:eastAsia="Microsoft JhengHei" w:hAnsi="Times New Roman"/>
@@ -4370,6 +4538,9 @@
             <w:vAlign w:val="center"/>
           </w:tcPr>
           <w:p>
+            <w:pPr>
+              <w:spacing w:before="0"/>
+            </w:pPr>
             <w:r>
               <w:rPr>
                 <w:rFonts w:ascii="Times New Roman" w:eastAsia="Microsoft JhengHei" w:hAnsi="Times New Roman"/>
@@ -4440,6 +4611,7 @@
           </w:tcPr>
           <w:p>
             <w:pPr>
+              <w:spacing w:before="0"/>
               <w:jc w:val="center"/>
             </w:pPr>
             <w:r>
@@ -4472,6 +4644,7 @@
           </w:tcPr>
           <w:p>
             <w:pPr>
+              <w:spacing w:before="0"/>
               <w:jc w:val="center"/>
             </w:pPr>
             <w:r>
@@ -4504,6 +4677,7 @@
           </w:tcPr>
           <w:p>
             <w:pPr>
+              <w:spacing w:before="0"/>
               <w:jc w:val="center"/>
             </w:pPr>
             <w:r>
@@ -4536,6 +4710,7 @@
           </w:tcPr>
           <w:p>
             <w:pPr>
+              <w:spacing w:before="0"/>
               <w:jc w:val="center"/>
             </w:pPr>
             <w:r>
@@ -4572,6 +4747,7 @@
           </w:tcPr>
           <w:p>
             <w:pPr>
+              <w:spacing w:before="0"/>
               <w:jc w:val="center"/>
             </w:pPr>
             <w:r>
@@ -4603,6 +4779,7 @@
           </w:tcPr>
           <w:p>
             <w:pPr>
+              <w:spacing w:before="0"/>
               <w:jc w:val="center"/>
             </w:pPr>
             <w:r>
@@ -4632,6 +4809,9 @@
             <w:vAlign w:val="center"/>
           </w:tcPr>
           <w:p>
+            <w:pPr>
+              <w:spacing w:before="0"/>
+            </w:pPr>
             <w:r>
               <w:rPr>
                 <w:rFonts w:ascii="Times New Roman" w:eastAsia="Microsoft JhengHei" w:hAnsi="Times New Roman"/>
@@ -4658,6 +4838,9 @@
             <w:vAlign w:val="center"/>
           </w:tcPr>
           <w:p>
+            <w:pPr>
+              <w:spacing w:before="0"/>
+            </w:pPr>
             <w:r>
               <w:rPr>
                 <w:rFonts w:ascii="Times New Roman" w:eastAsia="Microsoft JhengHei" w:hAnsi="Times New Roman"/>
@@ -4690,6 +4873,7 @@
           </w:tcPr>
           <w:p>
             <w:pPr>
+              <w:spacing w:before="0"/>
               <w:jc w:val="center"/>
             </w:pPr>
             <w:r>
@@ -4721,6 +4905,7 @@
           </w:tcPr>
           <w:p>
             <w:pPr>
+              <w:spacing w:before="0"/>
               <w:jc w:val="center"/>
             </w:pPr>
             <w:r>
@@ -4750,6 +4935,9 @@
             <w:vAlign w:val="center"/>
           </w:tcPr>
           <w:p>
+            <w:pPr>
+              <w:spacing w:before="0"/>
+            </w:pPr>
             <w:r>
               <w:rPr>
                 <w:rFonts w:ascii="Times New Roman" w:eastAsia="Microsoft JhengHei" w:hAnsi="Times New Roman"/>
@@ -4776,6 +4964,9 @@
             <w:vAlign w:val="center"/>
           </w:tcPr>
           <w:p>
+            <w:pPr>
+              <w:spacing w:before="0"/>
+            </w:pPr>
             <w:r>
               <w:rPr>
                 <w:rFonts w:ascii="Times New Roman" w:eastAsia="Microsoft JhengHei" w:hAnsi="Times New Roman"/>
@@ -4808,6 +4999,7 @@
           </w:tcPr>
           <w:p>
             <w:pPr>
+              <w:spacing w:before="0"/>
               <w:jc w:val="center"/>
             </w:pPr>
             <w:r>
@@ -4839,6 +5031,7 @@
           </w:tcPr>
           <w:p>
             <w:pPr>
+              <w:spacing w:before="0"/>
               <w:jc w:val="center"/>
             </w:pPr>
             <w:r>
@@ -4868,6 +5061,9 @@
             <w:vAlign w:val="center"/>
           </w:tcPr>
           <w:p>
+            <w:pPr>
+              <w:spacing w:before="0"/>
+            </w:pPr>
             <w:r>
               <w:rPr>
                 <w:rFonts w:ascii="Times New Roman" w:eastAsia="Microsoft JhengHei" w:hAnsi="Times New Roman"/>
@@ -4894,6 +5090,9 @@
             <w:vAlign w:val="center"/>
           </w:tcPr>
           <w:p>
+            <w:pPr>
+              <w:spacing w:before="0"/>
+            </w:pPr>
             <w:r>
               <w:rPr>
                 <w:rFonts w:ascii="Times New Roman" w:eastAsia="Microsoft JhengHei" w:hAnsi="Times New Roman"/>
@@ -4964,6 +5163,7 @@
           </w:tcPr>
           <w:p>
             <w:pPr>
+              <w:spacing w:before="0"/>
               <w:jc w:val="center"/>
             </w:pPr>
             <w:r>
@@ -4996,6 +5196,7 @@
           </w:tcPr>
           <w:p>
             <w:pPr>
+              <w:spacing w:before="0"/>
               <w:jc w:val="center"/>
             </w:pPr>
             <w:r>
@@ -5028,6 +5229,7 @@
           </w:tcPr>
           <w:p>
             <w:pPr>
+              <w:spacing w:before="0"/>
               <w:jc w:val="center"/>
             </w:pPr>
             <w:r>
@@ -5060,6 +5262,7 @@
           </w:tcPr>
           <w:p>
             <w:pPr>
+              <w:spacing w:before="0"/>
               <w:jc w:val="center"/>
             </w:pPr>
             <w:r>
@@ -5096,6 +5299,7 @@
           </w:tcPr>
           <w:p>
             <w:pPr>
+              <w:spacing w:before="0"/>
               <w:jc w:val="center"/>
             </w:pPr>
             <w:r>
@@ -5127,6 +5331,7 @@
           </w:tcPr>
           <w:p>
             <w:pPr>
+              <w:spacing w:before="0"/>
               <w:jc w:val="center"/>
             </w:pPr>
             <w:r>
@@ -5156,6 +5361,9 @@
             <w:vAlign w:val="center"/>
           </w:tcPr>
           <w:p>
+            <w:pPr>
+              <w:spacing w:before="0"/>
+            </w:pPr>
             <w:r>
               <w:rPr>
                 <w:rFonts w:ascii="Times New Roman" w:eastAsia="Microsoft JhengHei" w:hAnsi="Times New Roman"/>
@@ -5182,6 +5390,9 @@
             <w:vAlign w:val="center"/>
           </w:tcPr>
           <w:p>
+            <w:pPr>
+              <w:spacing w:before="0"/>
+            </w:pPr>
             <w:r>
               <w:rPr>
                 <w:rFonts w:ascii="Times New Roman" w:eastAsia="Microsoft JhengHei" w:hAnsi="Times New Roman"/>
@@ -5214,6 +5425,7 @@
           </w:tcPr>
           <w:p>
             <w:pPr>
+              <w:spacing w:before="0"/>
               <w:jc w:val="center"/>
             </w:pPr>
             <w:r>
@@ -5245,6 +5457,7 @@
           </w:tcPr>
           <w:p>
             <w:pPr>
+              <w:spacing w:before="0"/>
               <w:jc w:val="center"/>
             </w:pPr>
             <w:r>
@@ -5274,6 +5487,9 @@
             <w:vAlign w:val="center"/>
           </w:tcPr>
           <w:p>
+            <w:pPr>
+              <w:spacing w:before="0"/>
+            </w:pPr>
             <w:r>
               <w:rPr>
                 <w:rFonts w:ascii="Times New Roman" w:eastAsia="Microsoft JhengHei" w:hAnsi="Times New Roman"/>
@@ -5300,6 +5516,9 @@
             <w:vAlign w:val="center"/>
           </w:tcPr>
           <w:p>
+            <w:pPr>
+              <w:spacing w:before="0"/>
+            </w:pPr>
             <w:r>
               <w:rPr>
                 <w:rFonts w:ascii="Times New Roman" w:eastAsia="Microsoft JhengHei" w:hAnsi="Times New Roman"/>
@@ -5332,6 +5551,7 @@
           </w:tcPr>
           <w:p>
             <w:pPr>
+              <w:spacing w:before="0"/>
               <w:jc w:val="center"/>
             </w:pPr>
             <w:r>
@@ -5363,6 +5583,7 @@
           </w:tcPr>
           <w:p>
             <w:pPr>
+              <w:spacing w:before="0"/>
               <w:jc w:val="center"/>
             </w:pPr>
             <w:r>
@@ -5392,6 +5613,9 @@
             <w:vAlign w:val="center"/>
           </w:tcPr>
           <w:p>
+            <w:pPr>
+              <w:spacing w:before="0"/>
+            </w:pPr>
             <w:r>
               <w:rPr>
                 <w:rFonts w:ascii="Times New Roman" w:eastAsia="Microsoft JhengHei" w:hAnsi="Times New Roman"/>
@@ -5418,6 +5642,9 @@
             <w:vAlign w:val="center"/>
           </w:tcPr>
           <w:p>
+            <w:pPr>
+              <w:spacing w:before="0"/>
+            </w:pPr>
             <w:r>
               <w:rPr>
                 <w:rFonts w:ascii="Times New Roman" w:eastAsia="Microsoft JhengHei" w:hAnsi="Times New Roman"/>
@@ -5450,6 +5677,7 @@
           </w:tcPr>
           <w:p>
             <w:pPr>
+              <w:spacing w:before="0"/>
               <w:jc w:val="center"/>
             </w:pPr>
             <w:r>
@@ -5481,6 +5709,7 @@
           </w:tcPr>
           <w:p>
             <w:pPr>
+              <w:spacing w:before="0"/>
               <w:jc w:val="center"/>
             </w:pPr>
             <w:r>
@@ -5510,6 +5739,9 @@
             <w:vAlign w:val="center"/>
           </w:tcPr>
           <w:p>
+            <w:pPr>
+              <w:spacing w:before="0"/>
+            </w:pPr>
             <w:r>
               <w:rPr>
                 <w:rFonts w:ascii="Times New Roman" w:eastAsia="Microsoft JhengHei" w:hAnsi="Times New Roman"/>
@@ -5536,6 +5768,9 @@
             <w:vAlign w:val="center"/>
           </w:tcPr>
           <w:p>
+            <w:pPr>
+              <w:spacing w:before="0"/>
+            </w:pPr>
             <w:r>
               <w:rPr>
                 <w:rFonts w:ascii="Times New Roman" w:eastAsia="Microsoft JhengHei" w:hAnsi="Times New Roman"/>
@@ -5568,6 +5803,7 @@
           </w:tcPr>
           <w:p>
             <w:pPr>
+              <w:spacing w:before="0"/>
               <w:jc w:val="center"/>
             </w:pPr>
             <w:r>
@@ -5599,6 +5835,7 @@
           </w:tcPr>
           <w:p>
             <w:pPr>
+              <w:spacing w:before="0"/>
               <w:jc w:val="center"/>
             </w:pPr>
             <w:r>
@@ -5628,6 +5865,9 @@
             <w:vAlign w:val="center"/>
           </w:tcPr>
           <w:p>
+            <w:pPr>
+              <w:spacing w:before="0"/>
+            </w:pPr>
             <w:r>
               <w:rPr>
                 <w:rFonts w:ascii="Times New Roman" w:eastAsia="Microsoft JhengHei" w:hAnsi="Times New Roman"/>
@@ -5654,6 +5894,9 @@
             <w:vAlign w:val="center"/>
           </w:tcPr>
           <w:p>
+            <w:pPr>
+              <w:spacing w:before="0"/>
+            </w:pPr>
             <w:r>
               <w:rPr>
                 <w:rFonts w:ascii="Times New Roman" w:eastAsia="Microsoft JhengHei" w:hAnsi="Times New Roman"/>
@@ -5724,6 +5967,7 @@
           </w:tcPr>
           <w:p>
             <w:pPr>
+              <w:spacing w:before="0"/>
               <w:jc w:val="center"/>
             </w:pPr>
             <w:r>
@@ -5756,6 +6000,7 @@
           </w:tcPr>
           <w:p>
             <w:pPr>
+              <w:spacing w:before="0"/>
               <w:jc w:val="center"/>
             </w:pPr>
             <w:r>
@@ -5788,6 +6033,7 @@
           </w:tcPr>
           <w:p>
             <w:pPr>
+              <w:spacing w:before="0"/>
               <w:jc w:val="center"/>
             </w:pPr>
             <w:r>
@@ -5820,6 +6066,7 @@
           </w:tcPr>
           <w:p>
             <w:pPr>
+              <w:spacing w:before="0"/>
               <w:jc w:val="center"/>
             </w:pPr>
             <w:r>
@@ -5856,6 +6103,7 @@
           </w:tcPr>
           <w:p>
             <w:pPr>
+              <w:spacing w:before="0"/>
               <w:jc w:val="center"/>
             </w:pPr>
             <w:r>
@@ -5887,6 +6135,7 @@
           </w:tcPr>
           <w:p>
             <w:pPr>
+              <w:spacing w:before="0"/>
               <w:jc w:val="center"/>
             </w:pPr>
             <w:r>
@@ -5916,6 +6165,9 @@
             <w:vAlign w:val="center"/>
           </w:tcPr>
           <w:p>
+            <w:pPr>
+              <w:spacing w:before="0"/>
+            </w:pPr>
             <w:r>
               <w:rPr>
                 <w:rFonts w:ascii="Times New Roman" w:eastAsia="Microsoft JhengHei" w:hAnsi="Times New Roman"/>
@@ -5942,6 +6194,9 @@
             <w:vAlign w:val="center"/>
           </w:tcPr>
           <w:p>
+            <w:pPr>
+              <w:spacing w:before="0"/>
+            </w:pPr>
             <w:r>
               <w:rPr>
                 <w:rFonts w:ascii="Times New Roman" w:eastAsia="Microsoft JhengHei" w:hAnsi="Times New Roman"/>
@@ -5975,6 +6230,7 @@
           </w:tcPr>
           <w:p>
             <w:pPr>
+              <w:spacing w:before="0"/>
               <w:jc w:val="center"/>
             </w:pPr>
             <w:r>
@@ -6007,6 +6263,7 @@
           </w:tcPr>
           <w:p>
             <w:pPr>
+              <w:spacing w:before="0"/>
               <w:jc w:val="center"/>
             </w:pPr>
             <w:r>
@@ -6036,6 +6293,9 @@
             <w:vAlign w:val="center"/>
           </w:tcPr>
           <w:p>
+            <w:pPr>
+              <w:spacing w:before="0"/>
+            </w:pPr>
             <w:r>
               <w:rPr>
                 <w:rFonts w:ascii="Times New Roman" w:eastAsia="Microsoft JhengHei" w:hAnsi="Times New Roman"/>
@@ -6062,6 +6322,9 @@
             <w:vAlign w:val="center"/>
           </w:tcPr>
           <w:p>
+            <w:pPr>
+              <w:spacing w:before="0"/>
+            </w:pPr>
             <w:r>
               <w:rPr>
                 <w:rFonts w:ascii="Times New Roman" w:eastAsia="Microsoft JhengHei" w:hAnsi="Times New Roman"/>
@@ -6117,6 +6380,9 @@
             <w:vAlign w:val="center"/>
           </w:tcPr>
           <w:p>
+            <w:pPr>
+              <w:spacing w:before="0"/>
+            </w:pPr>
             <w:r>
               <w:rPr>
                 <w:rFonts w:ascii="Times New Roman" w:eastAsia="Microsoft JhengHei" w:hAnsi="Times New Roman"/>
@@ -6143,6 +6409,9 @@
             <w:vAlign w:val="center"/>
           </w:tcPr>
           <w:p>
+            <w:pPr>
+              <w:spacing w:before="0"/>
+            </w:pPr>
             <w:r>
               <w:rPr>
                 <w:rFonts w:ascii="Times New Roman" w:eastAsia="Microsoft JhengHei" w:hAnsi="Times New Roman"/>
@@ -6176,6 +6445,7 @@
           </w:tcPr>
           <w:p>
             <w:pPr>
+              <w:spacing w:before="0"/>
               <w:jc w:val="center"/>
             </w:pPr>
             <w:r>
@@ -6208,6 +6478,7 @@
           </w:tcPr>
           <w:p>
             <w:pPr>
+              <w:spacing w:before="0"/>
               <w:jc w:val="center"/>
             </w:pPr>
             <w:r>
@@ -6237,6 +6508,9 @@
             <w:vAlign w:val="center"/>
           </w:tcPr>
           <w:p>
+            <w:pPr>
+              <w:spacing w:before="0"/>
+            </w:pPr>
             <w:r>
               <w:rPr>
                 <w:rFonts w:ascii="Times New Roman" w:eastAsia="Microsoft JhengHei" w:hAnsi="Times New Roman"/>
@@ -6244,6 +6518,19 @@
               <w:t xml:space="preserve">勞苦、勞累，動</w:t>
             </w:r>
           </w:p>
+          <w:p>
+            <w:pPr>
+              <w:spacing w:before="60"/>
+            </w:pPr>
+            <w:r>
+              <w:rPr>
+                <w:rFonts w:ascii="Times New Roman" w:eastAsia="Microsoft JhengHei" w:hAnsi="Times New Roman"/>
+                <w:sz w:val="20"/>
+                <w:szCs w:val="20"/>
+              </w:rPr>
+              <w:t xml:space="preserve">補充「鞠躬盡瘁」：竭盡心力，報效國家</w:t>
+            </w:r>
+          </w:p>
         </w:tc>
         <w:tc>
           <w:tcPr>
@@ -6263,11 +6550,14 @@
             <w:vAlign w:val="center"/>
           </w:tcPr>
           <w:p>
-            <w:r>
-              <w:rPr>
-                <w:rFonts w:ascii="Times New Roman" w:eastAsia="Microsoft JhengHei" w:hAnsi="Times New Roman"/>
-              </w:rPr>
-              <w:t xml:space="preserve">哀哀父母，生我勞「瘁」</w:t>
+            <w:pPr>
+              <w:spacing w:before="0"/>
+            </w:pPr>
+            <w:r>
+              <w:rPr>
+                <w:rFonts w:ascii="Times New Roman" w:eastAsia="Microsoft JhengHei" w:hAnsi="Times New Roman"/>
+              </w:rPr>
+              <w:t xml:space="preserve">哀哀父母，生我勞「瘁」、鞠躬盡「瘁」</w:t>
             </w:r>
           </w:p>
         </w:tc>
@@ -6318,11 +6608,14 @@
             <w:vAlign w:val="center"/>
           </w:tcPr>
           <w:p>
-            <w:r>
-              <w:rPr>
-                <w:rFonts w:ascii="Times New Roman" w:eastAsia="Microsoft JhengHei" w:hAnsi="Times New Roman"/>
-              </w:rPr>
-              <w:t xml:space="preserve">竭盡心力，報效國家</w:t>
+            <w:pPr>
+              <w:spacing w:before="0"/>
+            </w:pPr>
+            <w:r>
+              <w:rPr>
+                <w:rFonts w:ascii="Times New Roman" w:eastAsia="Microsoft JhengHei" w:hAnsi="Times New Roman"/>
+              </w:rPr>
+              <w:t xml:space="preserve">勞累生病，動</w:t>
             </w:r>
           </w:p>
         </w:tc>
@@ -6344,11 +6637,14 @@
             <w:vAlign w:val="center"/>
           </w:tcPr>
           <w:p>
-            <w:r>
-              <w:rPr>
-                <w:rFonts w:ascii="Times New Roman" w:eastAsia="Microsoft JhengHei" w:hAnsi="Times New Roman"/>
-              </w:rPr>
-              <w:t xml:space="preserve">鞠躬盡「瘁」</w:t>
+            <w:pPr>
+              <w:spacing w:before="0"/>
+            </w:pPr>
+            <w:r>
+              <w:rPr>
+                <w:rFonts w:ascii="Times New Roman" w:eastAsia="Microsoft JhengHei" w:hAnsi="Times New Roman"/>
+              </w:rPr>
+              <w:t xml:space="preserve">心力交「瘁」</w:t>
             </w:r>
           </w:p>
         </w:tc>
@@ -6359,27 +6655,68 @@
         </w:trPr>
         <w:tc>
           <w:tcPr>
-            <w:vMerge w:val="continue"/>
-            <w:tcBorders>
-              <w:top w:val="single" w:color="BBBBBB" w:sz="4"/>
-              <w:left w:val="single" w:color="BBBBBB" w:sz="4"/>
-              <w:bottom w:val="single" w:color="BBBBBB" w:sz="4"/>
-              <w:right w:val="single" w:color="BBBBBB" w:sz="4"/>
-            </w:tcBorders>
-          </w:tcPr>
-          <w:p/>
-        </w:tc>
-        <w:tc>
-          <w:tcPr>
-            <w:vMerge w:val="continue"/>
-            <w:tcBorders>
-              <w:top w:val="single" w:color="BBBBBB" w:sz="4"/>
-              <w:left w:val="single" w:color="BBBBBB" w:sz="4"/>
-              <w:bottom w:val="single" w:color="BBBBBB" w:sz="4"/>
-              <w:right w:val="single" w:color="BBBBBB" w:sz="4"/>
-            </w:tcBorders>
-          </w:tcPr>
-          <w:p/>
+            <w:tcW w:type="dxa" w:w="900"/>
+            <w:vMerge w:val="restart"/>
+            <w:tcBorders>
+              <w:top w:val="single" w:color="BBBBBB" w:sz="4"/>
+              <w:left w:val="single" w:color="BBBBBB" w:sz="4"/>
+              <w:bottom w:val="single" w:color="BBBBBB" w:sz="4"/>
+              <w:right w:val="single" w:color="BBBBBB" w:sz="4"/>
+            </w:tcBorders>
+            <w:tcMar>
+              <w:top w:type="dxa" w:w="50"/>
+              <w:left w:type="dxa" w:w="90"/>
+              <w:bottom w:type="dxa" w:w="50"/>
+              <w:right w:type="dxa" w:w="90"/>
+            </w:tcMar>
+            <w:vAlign w:val="center"/>
+          </w:tcPr>
+          <w:p>
+            <w:pPr>
+              <w:spacing w:before="0"/>
+              <w:jc w:val="center"/>
+            </w:pPr>
+            <w:r>
+              <w:rPr>
+                <w:rFonts w:ascii="Times New Roman" w:eastAsia="Microsoft JhengHei" w:hAnsi="Times New Roman"/>
+                <w:sz w:val="40"/>
+                <w:szCs w:val="40"/>
+              </w:rPr>
+              <w:t xml:space="preserve">粹</w:t>
+            </w:r>
+          </w:p>
+        </w:tc>
+        <w:tc>
+          <w:tcPr>
+            <w:tcW w:type="dxa" w:w="1100"/>
+            <w:vMerge w:val="restart"/>
+            <w:tcBorders>
+              <w:top w:val="single" w:color="BBBBBB" w:sz="4"/>
+              <w:left w:val="single" w:color="BBBBBB" w:sz="4"/>
+              <w:bottom w:val="single" w:color="BBBBBB" w:sz="4"/>
+              <w:right w:val="single" w:color="BBBBBB" w:sz="4"/>
+            </w:tcBorders>
+            <w:tcMar>
+              <w:top w:type="dxa" w:w="50"/>
+              <w:left w:type="dxa" w:w="90"/>
+              <w:bottom w:type="dxa" w:w="50"/>
+              <w:right w:type="dxa" w:w="90"/>
+            </w:tcMar>
+            <w:vAlign w:val="center"/>
+          </w:tcPr>
+          <w:p>
+            <w:pPr>
+              <w:spacing w:before="0"/>
+              <w:jc w:val="center"/>
+            </w:pPr>
+            <w:r>
+              <w:rPr>
+                <w:rFonts w:ascii="Times New Roman" w:eastAsia="Microsoft JhengHei" w:hAnsi="Times New Roman"/>
+                <w:color w:val="000000"/>
+              </w:rPr>
+              <w:t xml:space="preserve">ㄘㄨㄟˋ</w:t>
+            </w:r>
+          </w:p>
         </w:tc>
         <w:tc>
           <w:tcPr>
@@ -6399,11 +6736,14 @@
             <w:vAlign w:val="center"/>
           </w:tcPr>
           <w:p>
-            <w:r>
-              <w:rPr>
-                <w:rFonts w:ascii="Times New Roman" w:eastAsia="Microsoft JhengHei" w:hAnsi="Times New Roman"/>
-              </w:rPr>
-              <w:t xml:space="preserve">勞累生病，動</w:t>
+            <w:pPr>
+              <w:spacing w:before="0"/>
+            </w:pPr>
+            <w:r>
+              <w:rPr>
+                <w:rFonts w:ascii="Times New Roman" w:eastAsia="Microsoft JhengHei" w:hAnsi="Times New Roman"/>
+              </w:rPr>
+              <w:t xml:space="preserve">人、物、事理的精華，名</w:t>
             </w:r>
           </w:p>
         </w:tc>
@@ -6425,11 +6765,14 @@
             <w:vAlign w:val="center"/>
           </w:tcPr>
           <w:p>
-            <w:r>
-              <w:rPr>
-                <w:rFonts w:ascii="Times New Roman" w:eastAsia="Microsoft JhengHei" w:hAnsi="Times New Roman"/>
-              </w:rPr>
-              <w:t xml:space="preserve">心力交「瘁」</w:t>
+            <w:pPr>
+              <w:spacing w:before="0"/>
+            </w:pPr>
+            <w:r>
+              <w:rPr>
+                <w:rFonts w:ascii="Times New Roman" w:eastAsia="Microsoft JhengHei" w:hAnsi="Times New Roman"/>
+              </w:rPr>
+              <w:t xml:space="preserve">國「粹」</w:t>
             </w:r>
           </w:p>
         </w:tc>
@@ -6440,66 +6783,27 @@
         </w:trPr>
         <w:tc>
           <w:tcPr>
-            <w:tcW w:type="dxa" w:w="900"/>
-            <w:vMerge w:val="restart"/>
-            <w:tcBorders>
-              <w:top w:val="single" w:color="BBBBBB" w:sz="4"/>
-              <w:left w:val="single" w:color="BBBBBB" w:sz="4"/>
-              <w:bottom w:val="single" w:color="BBBBBB" w:sz="4"/>
-              <w:right w:val="single" w:color="BBBBBB" w:sz="4"/>
-            </w:tcBorders>
-            <w:tcMar>
-              <w:top w:type="dxa" w:w="50"/>
-              <w:left w:type="dxa" w:w="90"/>
-              <w:bottom w:type="dxa" w:w="50"/>
-              <w:right w:type="dxa" w:w="90"/>
-            </w:tcMar>
-            <w:vAlign w:val="center"/>
-          </w:tcPr>
-          <w:p>
-            <w:pPr>
-              <w:jc w:val="center"/>
-            </w:pPr>
-            <w:r>
-              <w:rPr>
-                <w:rFonts w:ascii="Times New Roman" w:eastAsia="Microsoft JhengHei" w:hAnsi="Times New Roman"/>
-                <w:sz w:val="40"/>
-                <w:szCs w:val="40"/>
-              </w:rPr>
-              <w:t xml:space="preserve">粹</w:t>
-            </w:r>
-          </w:p>
-        </w:tc>
-        <w:tc>
-          <w:tcPr>
-            <w:tcW w:type="dxa" w:w="1100"/>
-            <w:vMerge w:val="restart"/>
-            <w:tcBorders>
-              <w:top w:val="single" w:color="BBBBBB" w:sz="4"/>
-              <w:left w:val="single" w:color="BBBBBB" w:sz="4"/>
-              <w:bottom w:val="single" w:color="BBBBBB" w:sz="4"/>
-              <w:right w:val="single" w:color="BBBBBB" w:sz="4"/>
-            </w:tcBorders>
-            <w:tcMar>
-              <w:top w:type="dxa" w:w="50"/>
-              <w:left w:type="dxa" w:w="90"/>
-              <w:bottom w:type="dxa" w:w="50"/>
-              <w:right w:type="dxa" w:w="90"/>
-            </w:tcMar>
-            <w:vAlign w:val="center"/>
-          </w:tcPr>
-          <w:p>
-            <w:pPr>
-              <w:jc w:val="center"/>
-            </w:pPr>
-            <w:r>
-              <w:rPr>
-                <w:rFonts w:ascii="Times New Roman" w:eastAsia="Microsoft JhengHei" w:hAnsi="Times New Roman"/>
-                <w:color w:val="000000"/>
-              </w:rPr>
-              <w:t xml:space="preserve">ㄘㄨㄟˋ</w:t>
-            </w:r>
-          </w:p>
+            <w:vMerge w:val="continue"/>
+            <w:tcBorders>
+              <w:top w:val="single" w:color="BBBBBB" w:sz="4"/>
+              <w:left w:val="single" w:color="BBBBBB" w:sz="4"/>
+              <w:bottom w:val="single" w:color="BBBBBB" w:sz="4"/>
+              <w:right w:val="single" w:color="BBBBBB" w:sz="4"/>
+            </w:tcBorders>
+          </w:tcPr>
+          <w:p/>
+        </w:tc>
+        <w:tc>
+          <w:tcPr>
+            <w:vMerge w:val="continue"/>
+            <w:tcBorders>
+              <w:top w:val="single" w:color="BBBBBB" w:sz="4"/>
+              <w:left w:val="single" w:color="BBBBBB" w:sz="4"/>
+              <w:bottom w:val="single" w:color="BBBBBB" w:sz="4"/>
+              <w:right w:val="single" w:color="BBBBBB" w:sz="4"/>
+            </w:tcBorders>
+          </w:tcPr>
+          <w:p/>
         </w:tc>
         <w:tc>
           <w:tcPr>
@@ -6519,11 +6823,14 @@
             <w:vAlign w:val="center"/>
           </w:tcPr>
           <w:p>
-            <w:r>
-              <w:rPr>
-                <w:rFonts w:ascii="Times New Roman" w:eastAsia="Microsoft JhengHei" w:hAnsi="Times New Roman"/>
-              </w:rPr>
-              <w:t xml:space="preserve">人、物、事理的精華，名</w:t>
+            <w:pPr>
+              <w:spacing w:before="0"/>
+            </w:pPr>
+            <w:r>
+              <w:rPr>
+                <w:rFonts w:ascii="Times New Roman" w:eastAsia="Microsoft JhengHei" w:hAnsi="Times New Roman"/>
+              </w:rPr>
+              <w:t xml:space="preserve">純美無雜的，形</w:t>
             </w:r>
           </w:p>
         </w:tc>
@@ -6545,11 +6852,14 @@
             <w:vAlign w:val="center"/>
           </w:tcPr>
           <w:p>
-            <w:r>
-              <w:rPr>
-                <w:rFonts w:ascii="Times New Roman" w:eastAsia="Microsoft JhengHei" w:hAnsi="Times New Roman"/>
-              </w:rPr>
-              <w:t xml:space="preserve">國「粹」</w:t>
+            <w:pPr>
+              <w:spacing w:before="0"/>
+            </w:pPr>
+            <w:r>
+              <w:rPr>
+                <w:rFonts w:ascii="Times New Roman" w:eastAsia="Microsoft JhengHei" w:hAnsi="Times New Roman"/>
+              </w:rPr>
+              <w:t xml:space="preserve">精「粹」</w:t>
             </w:r>
           </w:p>
         </w:tc>
@@ -6560,27 +6870,66 @@
         </w:trPr>
         <w:tc>
           <w:tcPr>
-            <w:vMerge w:val="continue"/>
-            <w:tcBorders>
-              <w:top w:val="single" w:color="BBBBBB" w:sz="4"/>
-              <w:left w:val="single" w:color="BBBBBB" w:sz="4"/>
-              <w:bottom w:val="single" w:color="BBBBBB" w:sz="4"/>
-              <w:right w:val="single" w:color="BBBBBB" w:sz="4"/>
-            </w:tcBorders>
-          </w:tcPr>
-          <w:p/>
-        </w:tc>
-        <w:tc>
-          <w:tcPr>
-            <w:vMerge w:val="continue"/>
-            <w:tcBorders>
-              <w:top w:val="single" w:color="BBBBBB" w:sz="4"/>
-              <w:left w:val="single" w:color="BBBBBB" w:sz="4"/>
-              <w:bottom w:val="single" w:color="BBBBBB" w:sz="4"/>
-              <w:right w:val="single" w:color="BBBBBB" w:sz="4"/>
-            </w:tcBorders>
-          </w:tcPr>
-          <w:p/>
+            <w:tcW w:type="dxa" w:w="900"/>
+            <w:tcBorders>
+              <w:top w:val="single" w:color="BBBBBB" w:sz="4"/>
+              <w:left w:val="single" w:color="BBBBBB" w:sz="4"/>
+              <w:bottom w:val="single" w:color="BBBBBB" w:sz="4"/>
+              <w:right w:val="single" w:color="BBBBBB" w:sz="4"/>
+            </w:tcBorders>
+            <w:tcMar>
+              <w:top w:type="dxa" w:w="50"/>
+              <w:left w:type="dxa" w:w="90"/>
+              <w:bottom w:type="dxa" w:w="50"/>
+              <w:right w:type="dxa" w:w="90"/>
+            </w:tcMar>
+            <w:vAlign w:val="center"/>
+          </w:tcPr>
+          <w:p>
+            <w:pPr>
+              <w:spacing w:before="0"/>
+              <w:jc w:val="center"/>
+            </w:pPr>
+            <w:r>
+              <w:rPr>
+                <w:rFonts w:ascii="Times New Roman" w:eastAsia="Microsoft JhengHei" w:hAnsi="Times New Roman"/>
+                <w:sz w:val="40"/>
+                <w:szCs w:val="40"/>
+              </w:rPr>
+              <w:t xml:space="preserve">淬</w:t>
+            </w:r>
+          </w:p>
+        </w:tc>
+        <w:tc>
+          <w:tcPr>
+            <w:tcW w:type="dxa" w:w="1100"/>
+            <w:tcBorders>
+              <w:top w:val="single" w:color="BBBBBB" w:sz="4"/>
+              <w:left w:val="single" w:color="BBBBBB" w:sz="4"/>
+              <w:bottom w:val="single" w:color="BBBBBB" w:sz="4"/>
+              <w:right w:val="single" w:color="BBBBBB" w:sz="4"/>
+            </w:tcBorders>
+            <w:tcMar>
+              <w:top w:type="dxa" w:w="50"/>
+              <w:left w:type="dxa" w:w="90"/>
+              <w:bottom w:type="dxa" w:w="50"/>
+              <w:right w:type="dxa" w:w="90"/>
+            </w:tcMar>
+            <w:vAlign w:val="center"/>
+          </w:tcPr>
+          <w:p>
+            <w:pPr>
+              <w:spacing w:before="0"/>
+              <w:jc w:val="center"/>
+            </w:pPr>
+            <w:r>
+              <w:rPr>
+                <w:rFonts w:ascii="Times New Roman" w:eastAsia="Microsoft JhengHei" w:hAnsi="Times New Roman"/>
+                <w:color w:val="000000"/>
+              </w:rPr>
+              <w:t xml:space="preserve">ㄘㄨㄟˋ</w:t>
+            </w:r>
+          </w:p>
         </w:tc>
         <w:tc>
           <w:tcPr>
@@ -6600,11 +6949,14 @@
             <w:vAlign w:val="center"/>
           </w:tcPr>
           <w:p>
-            <w:r>
-              <w:rPr>
-                <w:rFonts w:ascii="Times New Roman" w:eastAsia="Microsoft JhengHei" w:hAnsi="Times New Roman"/>
-              </w:rPr>
-              <w:t xml:space="preserve">純美無雜的，形</w:t>
+            <w:pPr>
+              <w:spacing w:before="0"/>
+            </w:pPr>
+            <w:r>
+              <w:rPr>
+                <w:rFonts w:ascii="Times New Roman" w:eastAsia="Microsoft JhengHei" w:hAnsi="Times New Roman"/>
+              </w:rPr>
+              <w:t xml:space="preserve">磨鍊，動</w:t>
             </w:r>
           </w:p>
         </w:tc>
@@ -6626,11 +6978,14 @@
             <w:vAlign w:val="center"/>
           </w:tcPr>
           <w:p>
-            <w:r>
-              <w:rPr>
-                <w:rFonts w:ascii="Times New Roman" w:eastAsia="Microsoft JhengHei" w:hAnsi="Times New Roman"/>
-              </w:rPr>
-              <w:t xml:space="preserve">精「粹」</w:t>
+            <w:pPr>
+              <w:spacing w:before="0"/>
+            </w:pPr>
+            <w:r>
+              <w:rPr>
+                <w:rFonts w:ascii="Times New Roman" w:eastAsia="Microsoft JhengHei" w:hAnsi="Times New Roman"/>
+              </w:rPr>
+              <w:t xml:space="preserve">「淬」礪</w:t>
             </w:r>
           </w:p>
         </w:tc>
@@ -6658,6 +7013,7 @@
           </w:tcPr>
           <w:p>
             <w:pPr>
+              <w:spacing w:before="0"/>
               <w:jc w:val="center"/>
             </w:pPr>
             <w:r>
@@ -6666,7 +7022,7 @@
                 <w:sz w:val="40"/>
                 <w:szCs w:val="40"/>
               </w:rPr>
-              <w:t xml:space="preserve">淬</w:t>
+              <w:t xml:space="preserve">猝</w:t>
             </w:r>
           </w:p>
         </w:tc>
@@ -6689,6 +7045,7 @@
           </w:tcPr>
           <w:p>
             <w:pPr>
+              <w:spacing w:before="0"/>
               <w:jc w:val="center"/>
             </w:pPr>
             <w:r>
@@ -6696,7 +7053,7 @@
                 <w:rFonts w:ascii="Times New Roman" w:eastAsia="Microsoft JhengHei" w:hAnsi="Times New Roman"/>
                 <w:color w:val="000000"/>
               </w:rPr>
-              <w:t xml:space="preserve">ㄘㄨㄟˋ</w:t>
+              <w:t xml:space="preserve">ㄘㄨˋ</w:t>
             </w:r>
           </w:p>
         </w:tc>
@@ -6718,11 +7075,27 @@
             <w:vAlign w:val="center"/>
           </w:tcPr>
           <w:p>
-            <w:r>
-              <w:rPr>
-                <w:rFonts w:ascii="Times New Roman" w:eastAsia="Microsoft JhengHei" w:hAnsi="Times New Roman"/>
-              </w:rPr>
-              <w:t xml:space="preserve">磨鍊，動</w:t>
+            <w:pPr>
+              <w:spacing w:before="0"/>
+            </w:pPr>
+            <w:r>
+              <w:rPr>
+                <w:rFonts w:ascii="Times New Roman" w:eastAsia="Microsoft JhengHei" w:hAnsi="Times New Roman"/>
+              </w:rPr>
+              <w:t xml:space="preserve">突然地，副</w:t>
+            </w:r>
+          </w:p>
+          <w:p>
+            <w:pPr>
+              <w:spacing w:before="60"/>
+            </w:pPr>
+            <w:r>
+              <w:rPr>
+                <w:rFonts w:ascii="Times New Roman" w:eastAsia="Microsoft JhengHei" w:hAnsi="Times New Roman"/>
+                <w:sz w:val="20"/>
+                <w:szCs w:val="20"/>
+              </w:rPr>
+              <w:t xml:space="preserve">補充「猝不及防」：忽然發生，來不及防備</w:t>
             </w:r>
           </w:p>
         </w:tc>
@@ -6744,124 +7117,9 @@
             <w:vAlign w:val="center"/>
           </w:tcPr>
           <w:p>
-            <w:r>
-              <w:rPr>
-                <w:rFonts w:ascii="Times New Roman" w:eastAsia="Microsoft JhengHei" w:hAnsi="Times New Roman"/>
-              </w:rPr>
-              <w:t xml:space="preserve">「淬」礪</w:t>
-            </w:r>
-          </w:p>
-        </w:tc>
-      </w:tr>
-      <w:tr>
-        <w:trPr>
-          <w:cantSplit/>
-        </w:trPr>
-        <w:tc>
-          <w:tcPr>
-            <w:tcW w:type="dxa" w:w="900"/>
-            <w:tcBorders>
-              <w:top w:val="single" w:color="BBBBBB" w:sz="4"/>
-              <w:left w:val="single" w:color="BBBBBB" w:sz="4"/>
-              <w:bottom w:val="single" w:color="BBBBBB" w:sz="4"/>
-              <w:right w:val="single" w:color="BBBBBB" w:sz="4"/>
-            </w:tcBorders>
-            <w:tcMar>
-              <w:top w:type="dxa" w:w="50"/>
-              <w:left w:type="dxa" w:w="90"/>
-              <w:bottom w:type="dxa" w:w="50"/>
-              <w:right w:type="dxa" w:w="90"/>
-            </w:tcMar>
-            <w:vAlign w:val="center"/>
-          </w:tcPr>
-          <w:p>
-            <w:pPr>
-              <w:jc w:val="center"/>
-            </w:pPr>
-            <w:r>
-              <w:rPr>
-                <w:rFonts w:ascii="Times New Roman" w:eastAsia="Microsoft JhengHei" w:hAnsi="Times New Roman"/>
-                <w:sz w:val="40"/>
-                <w:szCs w:val="40"/>
-              </w:rPr>
-              <w:t xml:space="preserve">猝</w:t>
-            </w:r>
-          </w:p>
-        </w:tc>
-        <w:tc>
-          <w:tcPr>
-            <w:tcW w:type="dxa" w:w="1100"/>
-            <w:tcBorders>
-              <w:top w:val="single" w:color="BBBBBB" w:sz="4"/>
-              <w:left w:val="single" w:color="BBBBBB" w:sz="4"/>
-              <w:bottom w:val="single" w:color="BBBBBB" w:sz="4"/>
-              <w:right w:val="single" w:color="BBBBBB" w:sz="4"/>
-            </w:tcBorders>
-            <w:tcMar>
-              <w:top w:type="dxa" w:w="50"/>
-              <w:left w:type="dxa" w:w="90"/>
-              <w:bottom w:type="dxa" w:w="50"/>
-              <w:right w:type="dxa" w:w="90"/>
-            </w:tcMar>
-            <w:vAlign w:val="center"/>
-          </w:tcPr>
-          <w:p>
-            <w:pPr>
-              <w:jc w:val="center"/>
-            </w:pPr>
-            <w:r>
-              <w:rPr>
-                <w:rFonts w:ascii="Times New Roman" w:eastAsia="Microsoft JhengHei" w:hAnsi="Times New Roman"/>
-                <w:color w:val="000000"/>
-              </w:rPr>
-              <w:t xml:space="preserve">ㄘㄨˋ</w:t>
-            </w:r>
-          </w:p>
-        </w:tc>
-        <w:tc>
-          <w:tcPr>
-            <w:tcW w:type="dxa" w:w="3600"/>
-            <w:tcBorders>
-              <w:top w:val="single" w:color="BBBBBB" w:sz="4"/>
-              <w:left w:val="single" w:color="BBBBBB" w:sz="4"/>
-              <w:bottom w:val="single" w:color="BBBBBB" w:sz="4"/>
-              <w:right w:val="single" w:color="BBBBBB" w:sz="4"/>
-            </w:tcBorders>
-            <w:tcMar>
-              <w:top w:type="dxa" w:w="50"/>
-              <w:left w:type="dxa" w:w="90"/>
-              <w:bottom w:type="dxa" w:w="50"/>
-              <w:right w:type="dxa" w:w="90"/>
-            </w:tcMar>
-            <w:vAlign w:val="center"/>
-          </w:tcPr>
-          <w:p>
-            <w:r>
-              <w:rPr>
-                <w:rFonts w:ascii="Times New Roman" w:eastAsia="Microsoft JhengHei" w:hAnsi="Times New Roman"/>
-              </w:rPr>
-              <w:t xml:space="preserve">突然地，副（忽然發生，來不及防備）</w:t>
-            </w:r>
-          </w:p>
-        </w:tc>
-        <w:tc>
-          <w:tcPr>
-            <w:tcW w:type="dxa" w:w="4306"/>
-            <w:tcBorders>
-              <w:top w:val="single" w:color="BBBBBB" w:sz="4"/>
-              <w:left w:val="single" w:color="BBBBBB" w:sz="4"/>
-              <w:bottom w:val="single" w:color="BBBBBB" w:sz="4"/>
-              <w:right w:val="single" w:color="BBBBBB" w:sz="4"/>
-            </w:tcBorders>
-            <w:tcMar>
-              <w:top w:type="dxa" w:w="50"/>
-              <w:left w:type="dxa" w:w="90"/>
-              <w:bottom w:type="dxa" w:w="50"/>
-              <w:right w:type="dxa" w:w="90"/>
-            </w:tcMar>
-            <w:vAlign w:val="center"/>
-          </w:tcPr>
-          <w:p>
+            <w:pPr>
+              <w:spacing w:before="0"/>
+            </w:pPr>
             <w:r>
               <w:rPr>
                 <w:rFonts w:ascii="Times New Roman" w:eastAsia="Microsoft JhengHei" w:hAnsi="Times New Roman"/>
@@ -6932,6 +7190,7 @@
           </w:tcPr>
           <w:p>
             <w:pPr>
+              <w:spacing w:before="0"/>
               <w:jc w:val="center"/>
             </w:pPr>
             <w:r>
@@ -6964,6 +7223,7 @@
           </w:tcPr>
           <w:p>
             <w:pPr>
+              <w:spacing w:before="0"/>
               <w:jc w:val="center"/>
             </w:pPr>
             <w:r>
@@ -6996,6 +7256,7 @@
           </w:tcPr>
           <w:p>
             <w:pPr>
+              <w:spacing w:before="0"/>
               <w:jc w:val="center"/>
             </w:pPr>
             <w:r>
@@ -7028,6 +7289,7 @@
           </w:tcPr>
           <w:p>
             <w:pPr>
+              <w:spacing w:before="0"/>
               <w:jc w:val="center"/>
             </w:pPr>
             <w:r>
@@ -7064,6 +7326,7 @@
           </w:tcPr>
           <w:p>
             <w:pPr>
+              <w:spacing w:before="0"/>
               <w:jc w:val="center"/>
             </w:pPr>
             <w:r>
@@ -7095,6 +7358,7 @@
           </w:tcPr>
           <w:p>
             <w:pPr>
+              <w:spacing w:before="0"/>
               <w:jc w:val="center"/>
             </w:pPr>
             <w:r>
@@ -7124,6 +7388,9 @@
             <w:vAlign w:val="center"/>
           </w:tcPr>
           <w:p>
+            <w:pPr>
+              <w:spacing w:before="0"/>
+            </w:pPr>
             <w:r>
               <w:rPr>
                 <w:rFonts w:ascii="Times New Roman" w:eastAsia="Microsoft JhengHei" w:hAnsi="Times New Roman"/>
@@ -7150,6 +7417,9 @@
             <w:vAlign w:val="center"/>
           </w:tcPr>
           <w:p>
+            <w:pPr>
+              <w:spacing w:before="0"/>
+            </w:pPr>
             <w:r>
               <w:rPr>
                 <w:rFonts w:ascii="Times New Roman" w:eastAsia="Microsoft JhengHei" w:hAnsi="Times New Roman"/>
@@ -7182,6 +7452,7 @@
           </w:tcPr>
           <w:p>
             <w:pPr>
+              <w:spacing w:before="0"/>
               <w:jc w:val="center"/>
             </w:pPr>
             <w:r>
@@ -7213,6 +7484,7 @@
           </w:tcPr>
           <w:p>
             <w:pPr>
+              <w:spacing w:before="0"/>
               <w:jc w:val="center"/>
             </w:pPr>
             <w:r>
@@ -7242,6 +7514,9 @@
             <w:vAlign w:val="center"/>
           </w:tcPr>
           <w:p>
+            <w:pPr>
+              <w:spacing w:before="0"/>
+            </w:pPr>
             <w:r>
               <w:rPr>
                 <w:rFonts w:ascii="Times New Roman" w:eastAsia="Microsoft JhengHei" w:hAnsi="Times New Roman"/>
@@ -7268,6 +7543,9 @@
             <w:vAlign w:val="center"/>
           </w:tcPr>
           <w:p>
+            <w:pPr>
+              <w:spacing w:before="0"/>
+            </w:pPr>
             <w:r>
               <w:rPr>
                 <w:rFonts w:ascii="Times New Roman" w:eastAsia="Microsoft JhengHei" w:hAnsi="Times New Roman"/>
@@ -7300,6 +7578,7 @@
           </w:tcPr>
           <w:p>
             <w:pPr>
+              <w:spacing w:before="0"/>
               <w:jc w:val="center"/>
             </w:pPr>
             <w:r>
@@ -7331,6 +7610,7 @@
           </w:tcPr>
           <w:p>
             <w:pPr>
+              <w:spacing w:before="0"/>
               <w:jc w:val="center"/>
             </w:pPr>
             <w:r>
@@ -7360,6 +7640,9 @@
             <w:vAlign w:val="center"/>
           </w:tcPr>
           <w:p>
+            <w:pPr>
+              <w:spacing w:before="0"/>
+            </w:pPr>
             <w:r>
               <w:rPr>
                 <w:rFonts w:ascii="Times New Roman" w:eastAsia="Microsoft JhengHei" w:hAnsi="Times New Roman"/>
@@ -7386,6 +7669,9 @@
             <w:vAlign w:val="center"/>
           </w:tcPr>
           <w:p>
+            <w:pPr>
+              <w:spacing w:before="0"/>
+            </w:pPr>
             <w:r>
               <w:rPr>
                 <w:rFonts w:ascii="Times New Roman" w:eastAsia="Microsoft JhengHei" w:hAnsi="Times New Roman"/>
@@ -7418,6 +7704,7 @@
           </w:tcPr>
           <w:p>
             <w:pPr>
+              <w:spacing w:before="0"/>
               <w:jc w:val="center"/>
             </w:pPr>
             <w:r>
@@ -7449,6 +7736,7 @@
           </w:tcPr>
           <w:p>
             <w:pPr>
+              <w:spacing w:before="0"/>
               <w:jc w:val="center"/>
             </w:pPr>
             <w:r>
@@ -7478,6 +7766,9 @@
             <w:vAlign w:val="center"/>
           </w:tcPr>
           <w:p>
+            <w:pPr>
+              <w:spacing w:before="0"/>
+            </w:pPr>
             <w:r>
               <w:rPr>
                 <w:rFonts w:ascii="Times New Roman" w:eastAsia="Microsoft JhengHei" w:hAnsi="Times New Roman"/>
@@ -7504,6 +7795,9 @@
             <w:vAlign w:val="center"/>
           </w:tcPr>
           <w:p>
+            <w:pPr>
+              <w:spacing w:before="0"/>
+            </w:pPr>
             <w:r>
               <w:rPr>
                 <w:rFonts w:ascii="Times New Roman" w:eastAsia="Microsoft JhengHei" w:hAnsi="Times New Roman"/>
@@ -7536,6 +7830,7 @@
           </w:tcPr>
           <w:p>
             <w:pPr>
+              <w:spacing w:before="0"/>
               <w:jc w:val="center"/>
             </w:pPr>
             <w:r>
@@ -7567,6 +7862,7 @@
           </w:tcPr>
           <w:p>
             <w:pPr>
+              <w:spacing w:before="0"/>
               <w:jc w:val="center"/>
             </w:pPr>
             <w:r>
@@ -7596,6 +7892,9 @@
             <w:vAlign w:val="center"/>
           </w:tcPr>
           <w:p>
+            <w:pPr>
+              <w:spacing w:before="0"/>
+            </w:pPr>
             <w:r>
               <w:rPr>
                 <w:rFonts w:ascii="Times New Roman" w:eastAsia="Microsoft JhengHei" w:hAnsi="Times New Roman"/>
@@ -7622,6 +7921,9 @@
             <w:vAlign w:val="center"/>
           </w:tcPr>
           <w:p>
+            <w:pPr>
+              <w:spacing w:before="0"/>
+            </w:pPr>
             <w:r>
               <w:rPr>
                 <w:rFonts w:ascii="Times New Roman" w:eastAsia="Microsoft JhengHei" w:hAnsi="Times New Roman"/>
@@ -7692,6 +7994,7 @@
           </w:tcPr>
           <w:p>
             <w:pPr>
+              <w:spacing w:before="0"/>
               <w:jc w:val="center"/>
             </w:pPr>
             <w:r>
@@ -7724,6 +8027,7 @@
           </w:tcPr>
           <w:p>
             <w:pPr>
+              <w:spacing w:before="0"/>
               <w:jc w:val="center"/>
             </w:pPr>
             <w:r>
@@ -7756,6 +8060,7 @@
           </w:tcPr>
           <w:p>
             <w:pPr>
+              <w:spacing w:before="0"/>
               <w:jc w:val="center"/>
             </w:pPr>
             <w:r>
@@ -7788,6 +8093,7 @@
           </w:tcPr>
           <w:p>
             <w:pPr>
+              <w:spacing w:before="0"/>
               <w:jc w:val="center"/>
             </w:pPr>
             <w:r>
@@ -7825,6 +8131,7 @@
           </w:tcPr>
           <w:p>
             <w:pPr>
+              <w:spacing w:before="0"/>
               <w:jc w:val="center"/>
             </w:pPr>
             <w:r>
@@ -7857,6 +8164,7 @@
           </w:tcPr>
           <w:p>
             <w:pPr>
+              <w:spacing w:before="0"/>
               <w:jc w:val="center"/>
             </w:pPr>
             <w:r>
@@ -7886,6 +8194,9 @@
             <w:vAlign w:val="center"/>
           </w:tcPr>
           <w:p>
+            <w:pPr>
+              <w:spacing w:before="0"/>
+            </w:pPr>
             <w:r>
               <w:rPr>
                 <w:rFonts w:ascii="Times New Roman" w:eastAsia="Microsoft JhengHei" w:hAnsi="Times New Roman"/>
@@ -7912,6 +8223,9 @@
             <w:vAlign w:val="center"/>
           </w:tcPr>
           <w:p>
+            <w:pPr>
+              <w:spacing w:before="0"/>
+            </w:pPr>
             <w:r>
               <w:rPr>
                 <w:rFonts w:ascii="Times New Roman" w:eastAsia="Microsoft JhengHei" w:hAnsi="Times New Roman"/>
@@ -7967,6 +8281,9 @@
             <w:vAlign w:val="center"/>
           </w:tcPr>
           <w:p>
+            <w:pPr>
+              <w:spacing w:before="0"/>
+            </w:pPr>
             <w:r>
               <w:rPr>
                 <w:rFonts w:ascii="Times New Roman" w:eastAsia="Microsoft JhengHei" w:hAnsi="Times New Roman"/>
@@ -7993,6 +8310,9 @@
             <w:vAlign w:val="center"/>
           </w:tcPr>
           <w:p>
+            <w:pPr>
+              <w:spacing w:before="0"/>
+            </w:pPr>
             <w:r>
               <w:rPr>
                 <w:rFonts w:ascii="Times New Roman" w:eastAsia="Microsoft JhengHei" w:hAnsi="Times New Roman"/>
@@ -8025,6 +8345,7 @@
           </w:tcPr>
           <w:p>
             <w:pPr>
+              <w:spacing w:before="0"/>
               <w:jc w:val="center"/>
             </w:pPr>
             <w:r>
@@ -8056,6 +8377,7 @@
           </w:tcPr>
           <w:p>
             <w:pPr>
+              <w:spacing w:before="0"/>
               <w:jc w:val="center"/>
             </w:pPr>
             <w:r>
@@ -8085,6 +8407,9 @@
             <w:vAlign w:val="center"/>
           </w:tcPr>
           <w:p>
+            <w:pPr>
+              <w:spacing w:before="0"/>
+            </w:pPr>
             <w:r>
               <w:rPr>
                 <w:rFonts w:ascii="Times New Roman" w:eastAsia="Microsoft JhengHei" w:hAnsi="Times New Roman"/>
@@ -8111,6 +8436,9 @@
             <w:vAlign w:val="center"/>
           </w:tcPr>
           <w:p>
+            <w:pPr>
+              <w:spacing w:before="0"/>
+            </w:pPr>
             <w:r>
               <w:rPr>
                 <w:rFonts w:ascii="Times New Roman" w:eastAsia="Microsoft JhengHei" w:hAnsi="Times New Roman"/>
@@ -8143,6 +8471,7 @@
           </w:tcPr>
           <w:p>
             <w:pPr>
+              <w:spacing w:before="0"/>
               <w:jc w:val="center"/>
             </w:pPr>
             <w:r>
@@ -8174,6 +8503,7 @@
           </w:tcPr>
           <w:p>
             <w:pPr>
+              <w:spacing w:before="0"/>
               <w:jc w:val="center"/>
             </w:pPr>
             <w:r>
@@ -8203,6 +8533,9 @@
             <w:vAlign w:val="center"/>
           </w:tcPr>
           <w:p>
+            <w:pPr>
+              <w:spacing w:before="0"/>
+            </w:pPr>
             <w:r>
               <w:rPr>
                 <w:rFonts w:ascii="Times New Roman" w:eastAsia="Microsoft JhengHei" w:hAnsi="Times New Roman"/>
@@ -8229,6 +8562,9 @@
             <w:vAlign w:val="center"/>
           </w:tcPr>
           <w:p>
+            <w:pPr>
+              <w:spacing w:before="0"/>
+            </w:pPr>
             <w:r>
               <w:rPr>
                 <w:rFonts w:ascii="Times New Roman" w:eastAsia="Microsoft JhengHei" w:hAnsi="Times New Roman"/>
@@ -8299,6 +8635,7 @@
           </w:tcPr>
           <w:p>
             <w:pPr>
+              <w:spacing w:before="0"/>
               <w:jc w:val="center"/>
             </w:pPr>
             <w:r>
@@ -8331,6 +8668,7 @@
           </w:tcPr>
           <w:p>
             <w:pPr>
+              <w:spacing w:before="0"/>
               <w:jc w:val="center"/>
             </w:pPr>
             <w:r>
@@ -8363,6 +8701,7 @@
           </w:tcPr>
           <w:p>
             <w:pPr>
+              <w:spacing w:before="0"/>
               <w:jc w:val="center"/>
             </w:pPr>
             <w:r>
@@ -8395,6 +8734,7 @@
           </w:tcPr>
           <w:p>
             <w:pPr>
+              <w:spacing w:before="0"/>
               <w:jc w:val="center"/>
             </w:pPr>
             <w:r>
@@ -8432,6 +8772,7 @@
           </w:tcPr>
           <w:p>
             <w:pPr>
+              <w:spacing w:before="0"/>
               <w:jc w:val="center"/>
             </w:pPr>
             <w:r>
@@ -8464,6 +8805,7 @@
           </w:tcPr>
           <w:p>
             <w:pPr>
+              <w:spacing w:before="0"/>
               <w:jc w:val="center"/>
             </w:pPr>
             <w:r>
@@ -8493,6 +8835,9 @@
             <w:vAlign w:val="center"/>
           </w:tcPr>
           <w:p>
+            <w:pPr>
+              <w:spacing w:before="0"/>
+            </w:pPr>
             <w:r>
               <w:rPr>
                 <w:rFonts w:ascii="Times New Roman" w:eastAsia="Microsoft JhengHei" w:hAnsi="Times New Roman"/>
@@ -8519,6 +8864,9 @@
             <w:vAlign w:val="center"/>
           </w:tcPr>
           <w:p>
+            <w:pPr>
+              <w:spacing w:before="0"/>
+            </w:pPr>
             <w:r>
               <w:rPr>
                 <w:rFonts w:ascii="Times New Roman" w:eastAsia="Microsoft JhengHei" w:hAnsi="Times New Roman"/>
@@ -8574,6 +8922,9 @@
             <w:vAlign w:val="center"/>
           </w:tcPr>
           <w:p>
+            <w:pPr>
+              <w:spacing w:before="0"/>
+            </w:pPr>
             <w:r>
               <w:rPr>
                 <w:rFonts w:ascii="Times New Roman" w:eastAsia="Microsoft JhengHei" w:hAnsi="Times New Roman"/>
@@ -8600,6 +8951,9 @@
             <w:vAlign w:val="center"/>
           </w:tcPr>
           <w:p>
+            <w:pPr>
+              <w:spacing w:before="0"/>
+            </w:pPr>
             <w:r>
               <w:rPr>
                 <w:rFonts w:ascii="Times New Roman" w:eastAsia="Microsoft JhengHei" w:hAnsi="Times New Roman"/>
@@ -8655,6 +9009,9 @@
             <w:vAlign w:val="center"/>
           </w:tcPr>
           <w:p>
+            <w:pPr>
+              <w:spacing w:before="0"/>
+            </w:pPr>
             <w:r>
               <w:rPr>
                 <w:rFonts w:ascii="Times New Roman" w:eastAsia="Microsoft JhengHei" w:hAnsi="Times New Roman"/>
@@ -8681,6 +9038,9 @@
             <w:vAlign w:val="center"/>
           </w:tcPr>
           <w:p>
+            <w:pPr>
+              <w:spacing w:before="0"/>
+            </w:pPr>
             <w:r>
               <w:rPr>
                 <w:rFonts w:ascii="Times New Roman" w:eastAsia="Microsoft JhengHei" w:hAnsi="Times New Roman"/>
@@ -8736,6 +9096,9 @@
             <w:vAlign w:val="center"/>
           </w:tcPr>
           <w:p>
+            <w:pPr>
+              <w:spacing w:before="0"/>
+            </w:pPr>
             <w:r>
               <w:rPr>
                 <w:rFonts w:ascii="Times New Roman" w:eastAsia="Microsoft JhengHei" w:hAnsi="Times New Roman"/>
@@ -8762,6 +9125,9 @@
             <w:vAlign w:val="center"/>
           </w:tcPr>
           <w:p>
+            <w:pPr>
+              <w:spacing w:before="0"/>
+            </w:pPr>
             <w:r>
               <w:rPr>
                 <w:rFonts w:ascii="Times New Roman" w:eastAsia="Microsoft JhengHei" w:hAnsi="Times New Roman"/>
@@ -8817,6 +9183,9 @@
             <w:vAlign w:val="center"/>
           </w:tcPr>
           <w:p>
+            <w:pPr>
+              <w:spacing w:before="0"/>
+            </w:pPr>
             <w:r>
               <w:rPr>
                 <w:rFonts w:ascii="Times New Roman" w:eastAsia="Microsoft JhengHei" w:hAnsi="Times New Roman"/>
@@ -8843,6 +9212,9 @@
             <w:vAlign w:val="center"/>
           </w:tcPr>
           <w:p>
+            <w:pPr>
+              <w:spacing w:before="0"/>
+            </w:pPr>
             <w:r>
               <w:rPr>
                 <w:rFonts w:ascii="Times New Roman" w:eastAsia="Microsoft JhengHei" w:hAnsi="Times New Roman"/>
